--- a/docs/documentacao-tecnica-spot-abnt.docx
+++ b/docs/documentacao-tecnica-spot-abnt.docx
@@ -4,7 +4,7 @@
   <w:body>
     <w:p>
       <w:pPr>
-        <w:pStyle w:val="TextBody"/>
+        <w:pStyle w:val="Corpodotexto"/>
         <w:bidi w:val="0"/>
         <w:spacing w:before="0" w:after="0"/>
         <w:rPr/>
@@ -16,7 +16,7 @@
     </w:p>
     <w:p>
       <w:pPr>
-        <w:pStyle w:val="TextBody"/>
+        <w:pStyle w:val="Corpodotexto"/>
         <w:bidi w:val="0"/>
         <w:spacing w:before="0" w:after="0"/>
         <w:rPr/>
@@ -30,7 +30,7 @@
     </w:p>
     <w:p>
       <w:pPr>
-        <w:pStyle w:val="TextBody"/>
+        <w:pStyle w:val="Corpodotexto"/>
         <w:bidi w:val="0"/>
         <w:spacing w:before="0" w:after="0"/>
         <w:rPr/>
@@ -41,24 +41,10 @@
         <w:br/>
         <w:t>2026</w:t>
       </w:r>
-      <w:r>
-        <w:br w:type="page"/>
-      </w:r>
-    </w:p>
-    <w:p>
-      <w:pPr>
-        <w:pStyle w:val="Normal"/>
-        <w:bidi w:val="0"/>
-        <w:rPr/>
-      </w:pPr>
-      <w:r>
-        <w:rPr/>
-        <w:t xml:space="preserve"> </w:t>
-      </w:r>
-    </w:p>
-    <w:p>
-      <w:pPr>
-        <w:pStyle w:val="TextBody"/>
+    </w:p>
+    <w:p>
+      <w:pPr>
+        <w:pStyle w:val="Corpodotexto"/>
         <w:bidi w:val="0"/>
         <w:spacing w:before="0" w:after="0"/>
         <w:rPr/>
@@ -70,7 +56,7 @@
     </w:p>
     <w:p>
       <w:pPr>
-        <w:pStyle w:val="TextBody"/>
+        <w:pStyle w:val="Corpodotexto"/>
         <w:bidi w:val="0"/>
         <w:spacing w:before="0" w:after="283"/>
         <w:rPr/>
@@ -84,7 +70,7 @@
     </w:p>
     <w:p>
       <w:pPr>
-        <w:pStyle w:val="TextBodynature"/>
+        <w:pStyle w:val="Corpodotextonature"/>
         <w:bidi w:val="0"/>
         <w:spacing w:lineRule="auto" w:line="240"/>
         <w:jc w:val="both"/>
@@ -97,7 +83,7 @@
     </w:p>
     <w:p>
       <w:pPr>
-        <w:pStyle w:val="TextBody"/>
+        <w:pStyle w:val="Corpodotexto"/>
         <w:bidi w:val="0"/>
         <w:spacing w:before="0" w:after="283"/>
         <w:rPr/>
@@ -108,24 +94,10 @@
         <w:br/>
         <w:t>2026</w:t>
       </w:r>
-      <w:r>
-        <w:br w:type="page"/>
-      </w:r>
-    </w:p>
-    <w:p>
-      <w:pPr>
-        <w:pStyle w:val="Normal"/>
-        <w:bidi w:val="0"/>
-        <w:rPr/>
-      </w:pPr>
-      <w:r>
-        <w:rPr/>
-        <w:t xml:space="preserve"> </w:t>
-      </w:r>
-    </w:p>
-    <w:p>
-      <w:pPr>
-        <w:pStyle w:val="Heading1center"/>
+    </w:p>
+    <w:p>
+      <w:pPr>
+        <w:pStyle w:val="Ttulo1center"/>
         <w:bidi w:val="0"/>
         <w:jc w:val="center"/>
         <w:rPr/>
@@ -137,25 +109,25 @@
     </w:p>
     <w:p>
       <w:pPr>
-        <w:pStyle w:val="TextBodyabstract"/>
+        <w:pStyle w:val="Corpodotextoabstract"/>
         <w:bidi w:val="0"/>
         <w:spacing w:lineRule="auto" w:line="240"/>
         <w:rPr/>
       </w:pPr>
       <w:r>
         <w:rPr/>
-        <w:t>Este documento registra o desenvolvimento do Spot, plataforma web destinada à organização, ao planejamento, à execução e ao acompanhamento financeiro de projetos. O sistema utiliza Laravel 13 no servidor, React 18 na interface, Vite no processo de construção, SQLite no ambiente local e uma rotina Python com Pandas para consolidação analítica. A solução contém autenticação por sessão protegida por Laravel Sanctum, compatibilidade com autenticação JWT, login social, administração de usuários, segurança de conta, gestão de projetos e tarefas, apontamentos de horas, despesas, convites, agenda, caixa de entrada, integrações e relatórios financeiros. O levantamento foi elaborado a partir do código-fonte, das migrações, das rotas, dos testes automatizados e do histórico Git disponíveis em 4 de setembro de 2026. Foram identificados três marcos funcionais versionados e um conjunto local ainda não versionado, relativo principalmente ao painel de portfólios e ao processamento de indicadores com Python e Pandas. Na verificação executada para esta edição, os 52 testes automatizados foram aprovados, totalizando 262 asserções, e a construção da interface de produção foi concluída com sucesso. O documento adota organização compatível com normas ABNT aplicáveis à apresentação, numeração de seções, resumo, citações e referências, com campos institucionais mantidos para posterior preenchimento.</w:t>
-      </w:r>
-    </w:p>
-    <w:p>
-      <w:pPr>
-        <w:pStyle w:val="TextBodykeywords"/>
+        <w:t>Este documento registra o desenvolvimento do Spot, plataforma web destinada à organização, ao planejamento, à execução e ao acompanhamento financeiro de projetos. O sistema utiliza Laravel 13 no servidor, React 18 na interface, Vite no processo de construção, PostgreSQL para persistência e uma rotina Python com Pandas para consolidação analítica. A solução contém autenticação por sessão protegida por Laravel Sanctum, compatibilidade com autenticação JWT, login social, administração de usuários, segurança de conta, gestão de projetos e tarefas, apontamentos de horas, despesas, convites, agenda, caixa de entrada, integrações e relatórios financeiros. O levantamento foi elaborado a partir do código-fonte, das migrações, das rotas, dos testes automatizados e do histórico Git disponíveis em 4 de setembro de 2026. Foram identificados três marcos funcionais versionados e um conjunto local ainda não versionado, relativo principalmente ao painel de portfólios e ao processamento de indicadores com Python e Pandas. Na verificação executada para esta edição, os 52 testes automatizados foram aprovados, totalizando 262 asserções, e a construção da interface de produção foi concluída com sucesso. O documento adota organização compatível com normas ABNT aplicáveis à apresentação, numeração de seções, resumo, citações e referências, com campos institucionais mantidos para posterior preenchimento.</w:t>
+      </w:r>
+    </w:p>
+    <w:p>
+      <w:pPr>
+        <w:pStyle w:val="Corpodotextokeywords"/>
         <w:bidi w:val="0"/>
         <w:rPr/>
       </w:pPr>
       <w:r>
         <w:rPr>
-          <w:rStyle w:val="StrongEmphasis"/>
+          <w:rStyle w:val="Nfaseforte"/>
         </w:rPr>
         <w:t>Palavras-chave:</w:t>
       </w:r>
@@ -163,24 +135,10 @@
         <w:rPr/>
         <w:t xml:space="preserve"> gestão de projetos; Laravel; React; segurança; relatórios financeiros; análise de portfólio.</w:t>
       </w:r>
-      <w:r>
-        <w:br w:type="page"/>
-      </w:r>
-    </w:p>
-    <w:p>
-      <w:pPr>
-        <w:pStyle w:val="Normal"/>
-        <w:bidi w:val="0"/>
-        <w:rPr/>
-      </w:pPr>
-      <w:r>
-        <w:rPr/>
-        <w:t xml:space="preserve"> </w:t>
-      </w:r>
-    </w:p>
-    <w:p>
-      <w:pPr>
-        <w:pStyle w:val="Heading1center"/>
+    </w:p>
+    <w:p>
+      <w:pPr>
+        <w:pStyle w:val="Ttulo1center"/>
         <w:bidi w:val="0"/>
         <w:jc w:val="center"/>
         <w:rPr/>
@@ -192,25 +150,25 @@
     </w:p>
     <w:p>
       <w:pPr>
-        <w:pStyle w:val="TextBodyabstract"/>
+        <w:pStyle w:val="Corpodotextoabstract"/>
         <w:bidi w:val="0"/>
         <w:spacing w:lineRule="auto" w:line="240"/>
         <w:rPr/>
       </w:pPr>
       <w:r>
         <w:rPr/>
-        <w:t>This document records the development of Spot, a web platform for organizing, planning, executing, and financially monitoring projects. The system uses Laravel 13 on the server, React 18 on the user interface, Vite for asset building, SQLite in the local environment, and a Python/Pandas routine for analytical consolidation. The solution includes Sanctum-protected session authentication, JWT compatibility, social login, user administration, account security, project and task management, work logs, expenses, invitations, calendar, inbox, integrations, and financial reporting. The assessment was based on the source code, migrations, routes, automated tests, and Git history available on September 4, 2026. Three versioned functional milestones and one unversioned local work set were identified. During verification, all 52 automated tests passed, totaling 262 assertions, and the production frontend build completed successfully.</w:t>
-      </w:r>
-    </w:p>
-    <w:p>
-      <w:pPr>
-        <w:pStyle w:val="TextBodykeywords"/>
+        <w:t>This document records the development of Spot, a web platform for organizing, planning, executing, and financially monitoring projects. The system uses Laravel 13 on the server, React 18 on the user interface, Vite for asset building, PostgreSQL for persistence, and a Python/Pandas routine for analytical consolidation. The solution includes Sanctum-protected session authentication, JWT compatibility, social login, user administration, account security, project and task management, work logs, expenses, invitations, calendar, inbox, integrations, and financial reporting. The assessment was based on the codebase, migrations, routes, automated tests, and Git history available on September 4, 2026. Three versioned functional milestones and one unversioned local work set were identified. During verification, all 52 automated tests passed, totaling 262 assertions, and the production frontend build completed successfully.</w:t>
+      </w:r>
+    </w:p>
+    <w:p>
+      <w:pPr>
+        <w:pStyle w:val="Corpodotextokeywords"/>
         <w:bidi w:val="0"/>
         <w:rPr/>
       </w:pPr>
       <w:r>
         <w:rPr>
-          <w:rStyle w:val="StrongEmphasis"/>
+          <w:rStyle w:val="Nfaseforte"/>
         </w:rPr>
         <w:t>Keywords:</w:t>
       </w:r>
@@ -218,24 +176,10 @@
         <w:rPr/>
         <w:t xml:space="preserve"> project management; Laravel; React; security; financial reports; portfolio analytics.</w:t>
       </w:r>
-      <w:r>
-        <w:br w:type="page"/>
-      </w:r>
-    </w:p>
-    <w:p>
-      <w:pPr>
-        <w:pStyle w:val="Normal"/>
-        <w:bidi w:val="0"/>
-        <w:rPr/>
-      </w:pPr>
-      <w:r>
-        <w:rPr/>
-        <w:t xml:space="preserve"> </w:t>
-      </w:r>
-    </w:p>
-    <w:p>
-      <w:pPr>
-        <w:pStyle w:val="Heading1center"/>
+    </w:p>
+    <w:p>
+      <w:pPr>
+        <w:pStyle w:val="Ttulo1center"/>
         <w:bidi w:val="0"/>
         <w:jc w:val="center"/>
         <w:rPr/>
@@ -247,7 +191,7 @@
     </w:p>
     <w:p>
       <w:pPr>
-        <w:pStyle w:val="TextBody"/>
+        <w:pStyle w:val="Corpodotexto"/>
         <w:bidi w:val="0"/>
         <w:spacing w:before="0" w:after="283"/>
         <w:rPr/>
@@ -259,7 +203,7 @@
     </w:p>
     <w:p>
       <w:pPr>
-        <w:pStyle w:val="TextBody"/>
+        <w:pStyle w:val="Corpodotexto"/>
         <w:bidi w:val="0"/>
         <w:spacing w:before="0" w:after="283"/>
         <w:rPr/>
@@ -271,7 +215,7 @@
     </w:p>
     <w:p>
       <w:pPr>
-        <w:pStyle w:val="TextBody"/>
+        <w:pStyle w:val="Corpodotexto"/>
         <w:bidi w:val="0"/>
         <w:spacing w:before="0" w:after="283"/>
         <w:rPr/>
@@ -283,7 +227,7 @@
     </w:p>
     <w:p>
       <w:pPr>
-        <w:pStyle w:val="TextBody"/>
+        <w:pStyle w:val="Corpodotexto"/>
         <w:bidi w:val="0"/>
         <w:spacing w:before="0" w:after="283"/>
         <w:rPr/>
@@ -295,7 +239,7 @@
     </w:p>
     <w:p>
       <w:pPr>
-        <w:pStyle w:val="TextBody"/>
+        <w:pStyle w:val="Corpodotexto"/>
         <w:bidi w:val="0"/>
         <w:spacing w:before="0" w:after="283"/>
         <w:rPr/>
@@ -307,7 +251,7 @@
     </w:p>
     <w:p>
       <w:pPr>
-        <w:pStyle w:val="TextBody"/>
+        <w:pStyle w:val="Corpodotexto"/>
         <w:bidi w:val="0"/>
         <w:spacing w:before="0" w:after="283"/>
         <w:rPr/>
@@ -319,7 +263,7 @@
     </w:p>
     <w:p>
       <w:pPr>
-        <w:pStyle w:val="TextBody"/>
+        <w:pStyle w:val="Corpodotexto"/>
         <w:bidi w:val="0"/>
         <w:spacing w:before="0" w:after="283"/>
         <w:rPr/>
@@ -331,7 +275,7 @@
     </w:p>
     <w:p>
       <w:pPr>
-        <w:pStyle w:val="TextBody"/>
+        <w:pStyle w:val="Corpodotexto"/>
         <w:bidi w:val="0"/>
         <w:spacing w:before="0" w:after="283"/>
         <w:rPr/>
@@ -343,7 +287,7 @@
     </w:p>
     <w:p>
       <w:pPr>
-        <w:pStyle w:val="TextBody"/>
+        <w:pStyle w:val="Corpodotexto"/>
         <w:bidi w:val="0"/>
         <w:spacing w:before="0" w:after="283"/>
         <w:rPr/>
@@ -355,7 +299,7 @@
     </w:p>
     <w:p>
       <w:pPr>
-        <w:pStyle w:val="TextBody"/>
+        <w:pStyle w:val="Corpodotexto"/>
         <w:bidi w:val="0"/>
         <w:spacing w:before="0" w:after="283"/>
         <w:rPr/>
@@ -367,7 +311,7 @@
     </w:p>
     <w:p>
       <w:pPr>
-        <w:pStyle w:val="TextBody"/>
+        <w:pStyle w:val="Corpodotexto"/>
         <w:bidi w:val="0"/>
         <w:spacing w:before="0" w:after="283"/>
         <w:rPr/>
@@ -379,7 +323,7 @@
     </w:p>
     <w:p>
       <w:pPr>
-        <w:pStyle w:val="TextBody"/>
+        <w:pStyle w:val="Corpodotexto"/>
         <w:bidi w:val="0"/>
         <w:spacing w:before="0" w:after="283"/>
         <w:rPr/>
@@ -391,7 +335,7 @@
     </w:p>
     <w:p>
       <w:pPr>
-        <w:pStyle w:val="TextBody"/>
+        <w:pStyle w:val="Corpodotexto"/>
         <w:bidi w:val="0"/>
         <w:spacing w:before="0" w:after="283"/>
         <w:rPr/>
@@ -403,7 +347,7 @@
     </w:p>
     <w:p>
       <w:pPr>
-        <w:pStyle w:val="TextBody"/>
+        <w:pStyle w:val="Corpodotexto"/>
         <w:bidi w:val="0"/>
         <w:spacing w:before="0" w:after="283"/>
         <w:rPr/>
@@ -415,7 +359,7 @@
     </w:p>
     <w:p>
       <w:pPr>
-        <w:pStyle w:val="TextBody"/>
+        <w:pStyle w:val="Corpodotexto"/>
         <w:bidi w:val="0"/>
         <w:spacing w:before="0" w:after="283"/>
         <w:rPr/>
@@ -427,7 +371,7 @@
     </w:p>
     <w:p>
       <w:pPr>
-        <w:pStyle w:val="TextBody"/>
+        <w:pStyle w:val="Corpodotexto"/>
         <w:bidi w:val="0"/>
         <w:spacing w:before="0" w:after="283"/>
         <w:rPr/>
@@ -439,7 +383,7 @@
     </w:p>
     <w:p>
       <w:pPr>
-        <w:pStyle w:val="TextBody"/>
+        <w:pStyle w:val="Corpodotexto"/>
         <w:bidi w:val="0"/>
         <w:spacing w:before="0" w:after="283"/>
         <w:rPr/>
@@ -451,9 +395,9 @@
     </w:p>
     <w:p>
       <w:pPr>
-        <w:pStyle w:val="Heading1newpage"/>
-        <w:bidi w:val="0"/>
-        <w:jc w:val="start"/>
+        <w:pStyle w:val="Ttulo1newpage"/>
+        <w:bidi w:val="0"/>
+        <w:jc w:val="left"/>
         <w:rPr/>
       </w:pPr>
       <w:r>
@@ -463,7 +407,7 @@
     </w:p>
     <w:p>
       <w:pPr>
-        <w:pStyle w:val="TextBody"/>
+        <w:pStyle w:val="Corpodotexto"/>
         <w:bidi w:val="0"/>
         <w:spacing w:before="0" w:after="283"/>
         <w:rPr/>
@@ -475,7 +419,7 @@
     </w:p>
     <w:p>
       <w:pPr>
-        <w:pStyle w:val="TextBody"/>
+        <w:pStyle w:val="Corpodotexto"/>
         <w:bidi w:val="0"/>
         <w:spacing w:before="0" w:after="283"/>
         <w:rPr/>
@@ -487,7 +431,7 @@
     </w:p>
     <w:p>
       <w:pPr>
-        <w:pStyle w:val="TextBody"/>
+        <w:pStyle w:val="Corpodotexto"/>
         <w:bidi w:val="0"/>
         <w:spacing w:before="0" w:after="283"/>
         <w:rPr/>
@@ -499,9 +443,9 @@
     </w:p>
     <w:p>
       <w:pPr>
-        <w:pStyle w:val="Heading1chapter"/>
-        <w:bidi w:val="0"/>
-        <w:jc w:val="start"/>
+        <w:pStyle w:val="Ttulo1chapter"/>
+        <w:bidi w:val="0"/>
+        <w:jc w:val="left"/>
         <w:rPr/>
       </w:pPr>
       <w:r>
@@ -511,7 +455,7 @@
     </w:p>
     <w:p>
       <w:pPr>
-        <w:pStyle w:val="TextBody"/>
+        <w:pStyle w:val="Corpodotexto"/>
         <w:bidi w:val="0"/>
         <w:spacing w:before="0" w:after="283"/>
         <w:rPr/>
@@ -523,7 +467,7 @@
     </w:p>
     <w:p>
       <w:pPr>
-        <w:pStyle w:val="TextBody"/>
+        <w:pStyle w:val="Corpodotexto"/>
         <w:bidi w:val="0"/>
         <w:spacing w:before="0" w:after="283"/>
         <w:rPr/>
@@ -534,7 +478,7 @@
       </w:r>
       <w:r>
         <w:rPr>
-          <w:rStyle w:val="SourceText"/>
+          <w:rStyle w:val="Cdigofonte"/>
         </w:rPr>
         <w:t>main</w:t>
       </w:r>
@@ -544,7 +488,7 @@
       </w:r>
       <w:r>
         <w:rPr>
-          <w:rStyle w:val="SourceText"/>
+          <w:rStyle w:val="Cdigofonte"/>
         </w:rPr>
         <w:t>8c0412a</w:t>
       </w:r>
@@ -555,13 +499,13 @@
     </w:p>
     <w:p>
       <w:pPr>
-        <w:pStyle w:val="TextBodynote"/>
+        <w:pStyle w:val="Corpodotextonote"/>
         <w:bidi w:val="0"/>
         <w:rPr/>
       </w:pPr>
       <w:r>
         <w:rPr>
-          <w:rStyle w:val="StrongEmphasis"/>
+          <w:rStyle w:val="Nfaseforte"/>
         </w:rPr>
         <w:t>Nota editorial:</w:t>
       </w:r>
@@ -572,9 +516,9 @@
     </w:p>
     <w:p>
       <w:pPr>
-        <w:pStyle w:val="Heading1chapter"/>
-        <w:bidi w:val="0"/>
-        <w:jc w:val="start"/>
+        <w:pStyle w:val="Ttulo1chapter"/>
+        <w:bidi w:val="0"/>
+        <w:jc w:val="left"/>
         <w:rPr/>
       </w:pPr>
       <w:r>
@@ -584,14 +528,14 @@
     </w:p>
     <w:p>
       <w:pPr>
-        <w:pStyle w:val="Heading2"/>
+        <w:pStyle w:val="Ttulo2"/>
         <w:numPr>
           <w:ilvl w:val="0"/>
           <w:numId w:val="0"/>
         </w:numPr>
         <w:bidi w:val="0"/>
         <w:spacing w:lineRule="auto" w:line="360" w:before="200" w:after="120"/>
-        <w:jc w:val="start"/>
+        <w:jc w:val="left"/>
         <w:rPr/>
       </w:pPr>
       <w:r>
@@ -601,7 +545,7 @@
     </w:p>
     <w:p>
       <w:pPr>
-        <w:pStyle w:val="TextBody"/>
+        <w:pStyle w:val="Corpodotexto"/>
         <w:bidi w:val="0"/>
         <w:spacing w:before="0" w:after="283"/>
         <w:rPr/>
@@ -613,14 +557,14 @@
     </w:p>
     <w:p>
       <w:pPr>
-        <w:pStyle w:val="Heading2"/>
+        <w:pStyle w:val="Ttulo2"/>
         <w:numPr>
           <w:ilvl w:val="0"/>
           <w:numId w:val="0"/>
         </w:numPr>
         <w:bidi w:val="0"/>
         <w:spacing w:lineRule="auto" w:line="360" w:before="200" w:after="120"/>
-        <w:jc w:val="start"/>
+        <w:jc w:val="left"/>
         <w:rPr/>
       </w:pPr>
       <w:r>
@@ -630,7 +574,7 @@
     </w:p>
     <w:p>
       <w:pPr>
-        <w:pStyle w:val="TextBody"/>
+        <w:pStyle w:val="Corpodotexto"/>
         <w:bidi w:val="0"/>
         <w:spacing w:before="0" w:after="283"/>
         <w:rPr/>
@@ -641,7 +585,7 @@
       </w:r>
       <w:r>
         <w:rPr>
-          <w:rStyle w:val="SourceText"/>
+          <w:rStyle w:val="Cdigofonte"/>
         </w:rPr>
         <w:t>administrador</w:t>
       </w:r>
@@ -651,7 +595,7 @@
       </w:r>
       <w:r>
         <w:rPr>
-          <w:rStyle w:val="SourceText"/>
+          <w:rStyle w:val="Cdigofonte"/>
         </w:rPr>
         <w:t>gestor-administrador</w:t>
       </w:r>
@@ -662,14 +606,14 @@
     </w:p>
     <w:p>
       <w:pPr>
-        <w:pStyle w:val="Heading2"/>
+        <w:pStyle w:val="Ttulo2"/>
         <w:numPr>
           <w:ilvl w:val="0"/>
           <w:numId w:val="0"/>
         </w:numPr>
         <w:bidi w:val="0"/>
         <w:spacing w:lineRule="auto" w:line="360" w:before="200" w:after="120"/>
-        <w:jc w:val="start"/>
+        <w:jc w:val="left"/>
         <w:rPr/>
       </w:pPr>
       <w:r>
@@ -679,7 +623,7 @@
     </w:p>
     <w:p>
       <w:pPr>
-        <w:pStyle w:val="TextBody"/>
+        <w:pStyle w:val="Corpodotexto"/>
         <w:bidi w:val="0"/>
         <w:spacing w:before="0" w:after="0"/>
         <w:jc w:val="center"/>
@@ -693,14 +637,14 @@
     <w:tbl>
       <w:tblPr>
         <w:tblW w:w="9405" w:type="dxa"/>
-        <w:jc w:val="start"/>
+        <w:jc w:val="left"/>
         <w:tblInd w:w="0" w:type="dxa"/>
         <w:tblLayout w:type="fixed"/>
         <w:tblCellMar>
           <w:top w:w="28" w:type="dxa"/>
-          <w:start w:w="28" w:type="dxa"/>
+          <w:left w:w="28" w:type="dxa"/>
           <w:bottom w:w="28" w:type="dxa"/>
-          <w:end w:w="28" w:type="dxa"/>
+          <w:right w:w="28" w:type="dxa"/>
         </w:tblCellMar>
       </w:tblPr>
       <w:tblGrid>
@@ -720,7 +664,7 @@
           </w:tcPr>
           <w:p>
             <w:pPr>
-              <w:pStyle w:val="TableHeading"/>
+              <w:pStyle w:val="Ttulodetabela"/>
               <w:suppressLineNumbers/>
               <w:bidi w:val="0"/>
               <w:spacing w:before="0" w:after="283"/>
@@ -741,7 +685,7 @@
           </w:tcPr>
           <w:p>
             <w:pPr>
-              <w:pStyle w:val="TableHeading"/>
+              <w:pStyle w:val="Ttulodetabela"/>
               <w:suppressLineNumbers/>
               <w:bidi w:val="0"/>
               <w:spacing w:before="0" w:after="283"/>
@@ -762,7 +706,7 @@
           </w:tcPr>
           <w:p>
             <w:pPr>
-              <w:pStyle w:val="TableHeading"/>
+              <w:pStyle w:val="Ttulodetabela"/>
               <w:suppressLineNumbers/>
               <w:bidi w:val="0"/>
               <w:spacing w:before="0" w:after="283"/>
@@ -786,7 +730,7 @@
           </w:tcPr>
           <w:p>
             <w:pPr>
-              <w:pStyle w:val="TableContents"/>
+              <w:pStyle w:val="Contedodatabela"/>
               <w:bidi w:val="0"/>
               <w:spacing w:before="0" w:after="283"/>
               <w:rPr/>
@@ -805,7 +749,7 @@
           </w:tcPr>
           <w:p>
             <w:pPr>
-              <w:pStyle w:val="TableContents"/>
+              <w:pStyle w:val="Contedodatabela"/>
               <w:bidi w:val="0"/>
               <w:spacing w:before="0" w:after="283"/>
               <w:rPr/>
@@ -824,7 +768,7 @@
           </w:tcPr>
           <w:p>
             <w:pPr>
-              <w:pStyle w:val="TableContents"/>
+              <w:pStyle w:val="Contedodatabela"/>
               <w:bidi w:val="0"/>
               <w:spacing w:before="0" w:after="283"/>
               <w:rPr/>
@@ -846,7 +790,7 @@
           </w:tcPr>
           <w:p>
             <w:pPr>
-              <w:pStyle w:val="TableContents"/>
+              <w:pStyle w:val="Contedodatabela"/>
               <w:bidi w:val="0"/>
               <w:spacing w:before="0" w:after="283"/>
               <w:rPr/>
@@ -865,7 +809,7 @@
           </w:tcPr>
           <w:p>
             <w:pPr>
-              <w:pStyle w:val="TableContents"/>
+              <w:pStyle w:val="Contedodatabela"/>
               <w:bidi w:val="0"/>
               <w:spacing w:before="0" w:after="283"/>
               <w:rPr/>
@@ -884,7 +828,7 @@
           </w:tcPr>
           <w:p>
             <w:pPr>
-              <w:pStyle w:val="TableContents"/>
+              <w:pStyle w:val="Contedodatabela"/>
               <w:bidi w:val="0"/>
               <w:spacing w:before="0" w:after="283"/>
               <w:rPr/>
@@ -906,7 +850,7 @@
           </w:tcPr>
           <w:p>
             <w:pPr>
-              <w:pStyle w:val="TableContents"/>
+              <w:pStyle w:val="Contedodatabela"/>
               <w:bidi w:val="0"/>
               <w:spacing w:before="0" w:after="283"/>
               <w:rPr/>
@@ -925,7 +869,7 @@
           </w:tcPr>
           <w:p>
             <w:pPr>
-              <w:pStyle w:val="TableContents"/>
+              <w:pStyle w:val="Contedodatabela"/>
               <w:bidi w:val="0"/>
               <w:spacing w:before="0" w:after="283"/>
               <w:rPr/>
@@ -944,7 +888,7 @@
           </w:tcPr>
           <w:p>
             <w:pPr>
-              <w:pStyle w:val="TableContents"/>
+              <w:pStyle w:val="Contedodatabela"/>
               <w:bidi w:val="0"/>
               <w:spacing w:before="0" w:after="283"/>
               <w:rPr/>
@@ -966,7 +910,7 @@
           </w:tcPr>
           <w:p>
             <w:pPr>
-              <w:pStyle w:val="TableContents"/>
+              <w:pStyle w:val="Contedodatabela"/>
               <w:bidi w:val="0"/>
               <w:spacing w:before="0" w:after="283"/>
               <w:rPr/>
@@ -985,7 +929,7 @@
           </w:tcPr>
           <w:p>
             <w:pPr>
-              <w:pStyle w:val="TableContents"/>
+              <w:pStyle w:val="Contedodatabela"/>
               <w:bidi w:val="0"/>
               <w:spacing w:before="0" w:after="283"/>
               <w:rPr/>
@@ -1004,7 +948,7 @@
           </w:tcPr>
           <w:p>
             <w:pPr>
-              <w:pStyle w:val="TableContents"/>
+              <w:pStyle w:val="Contedodatabela"/>
               <w:bidi w:val="0"/>
               <w:spacing w:before="0" w:after="283"/>
               <w:rPr/>
@@ -1026,7 +970,7 @@
           </w:tcPr>
           <w:p>
             <w:pPr>
-              <w:pStyle w:val="TableContents"/>
+              <w:pStyle w:val="Contedodatabela"/>
               <w:bidi w:val="0"/>
               <w:spacing w:before="0" w:after="283"/>
               <w:rPr/>
@@ -1045,7 +989,7 @@
           </w:tcPr>
           <w:p>
             <w:pPr>
-              <w:pStyle w:val="TableContents"/>
+              <w:pStyle w:val="Contedodatabela"/>
               <w:bidi w:val="0"/>
               <w:spacing w:before="0" w:after="283"/>
               <w:rPr/>
@@ -1064,7 +1008,7 @@
           </w:tcPr>
           <w:p>
             <w:pPr>
-              <w:pStyle w:val="TableContents"/>
+              <w:pStyle w:val="Contedodatabela"/>
               <w:bidi w:val="0"/>
               <w:spacing w:before="0" w:after="283"/>
               <w:rPr/>
@@ -1086,7 +1030,7 @@
           </w:tcPr>
           <w:p>
             <w:pPr>
-              <w:pStyle w:val="TableContents"/>
+              <w:pStyle w:val="Contedodatabela"/>
               <w:bidi w:val="0"/>
               <w:spacing w:before="0" w:after="283"/>
               <w:rPr/>
@@ -1105,7 +1049,7 @@
           </w:tcPr>
           <w:p>
             <w:pPr>
-              <w:pStyle w:val="TableContents"/>
+              <w:pStyle w:val="Contedodatabela"/>
               <w:bidi w:val="0"/>
               <w:spacing w:before="0" w:after="283"/>
               <w:rPr/>
@@ -1124,7 +1068,7 @@
           </w:tcPr>
           <w:p>
             <w:pPr>
-              <w:pStyle w:val="TableContents"/>
+              <w:pStyle w:val="Contedodatabela"/>
               <w:bidi w:val="0"/>
               <w:spacing w:before="0" w:after="283"/>
               <w:rPr/>
@@ -1146,7 +1090,7 @@
           </w:tcPr>
           <w:p>
             <w:pPr>
-              <w:pStyle w:val="TableContents"/>
+              <w:pStyle w:val="Contedodatabela"/>
               <w:bidi w:val="0"/>
               <w:spacing w:before="0" w:after="283"/>
               <w:rPr/>
@@ -1165,7 +1109,7 @@
           </w:tcPr>
           <w:p>
             <w:pPr>
-              <w:pStyle w:val="TableContents"/>
+              <w:pStyle w:val="Contedodatabela"/>
               <w:bidi w:val="0"/>
               <w:spacing w:before="0" w:after="283"/>
               <w:rPr/>
@@ -1184,7 +1128,7 @@
           </w:tcPr>
           <w:p>
             <w:pPr>
-              <w:pStyle w:val="TableContents"/>
+              <w:pStyle w:val="Contedodatabela"/>
               <w:bidi w:val="0"/>
               <w:spacing w:before="0" w:after="283"/>
               <w:rPr/>
@@ -1199,7 +1143,7 @@
     </w:tbl>
     <w:p>
       <w:pPr>
-        <w:pStyle w:val="TextBodysource"/>
+        <w:pStyle w:val="Corpodotextosource"/>
         <w:bidi w:val="0"/>
         <w:rPr/>
       </w:pPr>
@@ -1210,9 +1154,9 @@
     </w:p>
     <w:p>
       <w:pPr>
-        <w:pStyle w:val="Heading1chapter"/>
-        <w:bidi w:val="0"/>
-        <w:jc w:val="start"/>
+        <w:pStyle w:val="Ttulo1chapter"/>
+        <w:bidi w:val="0"/>
+        <w:jc w:val="left"/>
         <w:rPr/>
       </w:pPr>
       <w:r>
@@ -1222,14 +1166,14 @@
     </w:p>
     <w:p>
       <w:pPr>
-        <w:pStyle w:val="Heading2"/>
+        <w:pStyle w:val="Ttulo2"/>
         <w:numPr>
           <w:ilvl w:val="0"/>
           <w:numId w:val="0"/>
         </w:numPr>
         <w:bidi w:val="0"/>
         <w:spacing w:lineRule="auto" w:line="360" w:before="200" w:after="120"/>
-        <w:jc w:val="start"/>
+        <w:jc w:val="left"/>
         <w:rPr/>
       </w:pPr>
       <w:r>
@@ -1239,7 +1183,7 @@
     </w:p>
     <w:p>
       <w:pPr>
-        <w:pStyle w:val="TextBody"/>
+        <w:pStyle w:val="Corpodotexto"/>
         <w:bidi w:val="0"/>
         <w:spacing w:before="0" w:after="283"/>
         <w:rPr/>
@@ -1251,7 +1195,7 @@
     </w:p>
     <w:p>
       <w:pPr>
-        <w:pStyle w:val="TextBody"/>
+        <w:pStyle w:val="Corpodotexto"/>
         <w:bidi w:val="0"/>
         <w:spacing w:before="0" w:after="283"/>
         <w:rPr/>
@@ -1262,7 +1206,7 @@
       </w:r>
       <w:r>
         <w:rPr>
-          <w:rStyle w:val="SourceText"/>
+          <w:rStyle w:val="Cdigofonte"/>
         </w:rPr>
         <w:t>app/Domain</w:t>
       </w:r>
@@ -1273,14 +1217,14 @@
     </w:p>
     <w:p>
       <w:pPr>
-        <w:pStyle w:val="Heading2"/>
+        <w:pStyle w:val="Ttulo2"/>
         <w:numPr>
           <w:ilvl w:val="0"/>
           <w:numId w:val="0"/>
         </w:numPr>
         <w:bidi w:val="0"/>
         <w:spacing w:lineRule="auto" w:line="360" w:before="200" w:after="120"/>
-        <w:jc w:val="start"/>
+        <w:jc w:val="left"/>
         <w:rPr/>
       </w:pPr>
       <w:r>
@@ -1290,7 +1234,7 @@
     </w:p>
     <w:p>
       <w:pPr>
-        <w:pStyle w:val="TextBody"/>
+        <w:pStyle w:val="Corpodotexto"/>
         <w:bidi w:val="0"/>
         <w:spacing w:before="0" w:after="0"/>
         <w:jc w:val="center"/>
@@ -1304,20 +1248,20 @@
     <w:tbl>
       <w:tblPr>
         <w:tblW w:w="9405" w:type="dxa"/>
-        <w:jc w:val="start"/>
+        <w:jc w:val="left"/>
         <w:tblInd w:w="0" w:type="dxa"/>
         <w:tblLayout w:type="fixed"/>
         <w:tblCellMar>
           <w:top w:w="28" w:type="dxa"/>
-          <w:start w:w="28" w:type="dxa"/>
+          <w:left w:w="28" w:type="dxa"/>
           <w:bottom w:w="28" w:type="dxa"/>
-          <w:end w:w="28" w:type="dxa"/>
+          <w:right w:w="28" w:type="dxa"/>
         </w:tblCellMar>
       </w:tblPr>
       <w:tblGrid>
-        <w:gridCol w:w="1803"/>
-        <w:gridCol w:w="2577"/>
-        <w:gridCol w:w="5025"/>
+        <w:gridCol w:w="1768"/>
+        <w:gridCol w:w="2344"/>
+        <w:gridCol w:w="5293"/>
       </w:tblGrid>
       <w:tr>
         <w:trPr>
@@ -1325,13 +1269,13 @@
         </w:trPr>
         <w:tc>
           <w:tcPr>
-            <w:tcW w:w="1803" w:type="dxa"/>
-            <w:tcBorders/>
-            <w:vAlign w:val="center"/>
-          </w:tcPr>
-          <w:p>
-            <w:pPr>
-              <w:pStyle w:val="TableHeading"/>
+            <w:tcW w:w="1768" w:type="dxa"/>
+            <w:tcBorders/>
+            <w:vAlign w:val="center"/>
+          </w:tcPr>
+          <w:p>
+            <w:pPr>
+              <w:pStyle w:val="Ttulodetabela"/>
               <w:suppressLineNumbers/>
               <w:bidi w:val="0"/>
               <w:spacing w:before="0" w:after="283"/>
@@ -1346,13 +1290,13 @@
         </w:tc>
         <w:tc>
           <w:tcPr>
-            <w:tcW w:w="2577" w:type="dxa"/>
-            <w:tcBorders/>
-            <w:vAlign w:val="center"/>
-          </w:tcPr>
-          <w:p>
-            <w:pPr>
-              <w:pStyle w:val="TableHeading"/>
+            <w:tcW w:w="2344" w:type="dxa"/>
+            <w:tcBorders/>
+            <w:vAlign w:val="center"/>
+          </w:tcPr>
+          <w:p>
+            <w:pPr>
+              <w:pStyle w:val="Ttulodetabela"/>
               <w:suppressLineNumbers/>
               <w:bidi w:val="0"/>
               <w:spacing w:before="0" w:after="283"/>
@@ -1367,13 +1311,13 @@
         </w:tc>
         <w:tc>
           <w:tcPr>
-            <w:tcW w:w="5025" w:type="dxa"/>
-            <w:tcBorders/>
-            <w:vAlign w:val="center"/>
-          </w:tcPr>
-          <w:p>
-            <w:pPr>
-              <w:pStyle w:val="TableHeading"/>
+            <w:tcW w:w="5293" w:type="dxa"/>
+            <w:tcBorders/>
+            <w:vAlign w:val="center"/>
+          </w:tcPr>
+          <w:p>
+            <w:pPr>
+              <w:pStyle w:val="Ttulodetabela"/>
               <w:suppressLineNumbers/>
               <w:bidi w:val="0"/>
               <w:spacing w:before="0" w:after="283"/>
@@ -1391,13 +1335,13 @@
         <w:trPr/>
         <w:tc>
           <w:tcPr>
-            <w:tcW w:w="1803" w:type="dxa"/>
-            <w:tcBorders/>
-            <w:vAlign w:val="center"/>
-          </w:tcPr>
-          <w:p>
-            <w:pPr>
-              <w:pStyle w:val="TableContents"/>
+            <w:tcW w:w="1768" w:type="dxa"/>
+            <w:tcBorders/>
+            <w:vAlign w:val="center"/>
+          </w:tcPr>
+          <w:p>
+            <w:pPr>
+              <w:pStyle w:val="Contedodatabela"/>
               <w:bidi w:val="0"/>
               <w:spacing w:before="0" w:after="283"/>
               <w:rPr/>
@@ -1410,13 +1354,13 @@
         </w:tc>
         <w:tc>
           <w:tcPr>
-            <w:tcW w:w="2577" w:type="dxa"/>
-            <w:tcBorders/>
-            <w:vAlign w:val="center"/>
-          </w:tcPr>
-          <w:p>
-            <w:pPr>
-              <w:pStyle w:val="TableContents"/>
+            <w:tcW w:w="2344" w:type="dxa"/>
+            <w:tcBorders/>
+            <w:vAlign w:val="center"/>
+          </w:tcPr>
+          <w:p>
+            <w:pPr>
+              <w:pStyle w:val="Contedodatabela"/>
               <w:bidi w:val="0"/>
               <w:spacing w:before="0" w:after="283"/>
               <w:rPr/>
@@ -1429,13 +1373,13 @@
         </w:tc>
         <w:tc>
           <w:tcPr>
-            <w:tcW w:w="5025" w:type="dxa"/>
-            <w:tcBorders/>
-            <w:vAlign w:val="center"/>
-          </w:tcPr>
-          <w:p>
-            <w:pPr>
-              <w:pStyle w:val="TableContents"/>
+            <w:tcW w:w="5293" w:type="dxa"/>
+            <w:tcBorders/>
+            <w:vAlign w:val="center"/>
+          </w:tcPr>
+          <w:p>
+            <w:pPr>
+              <w:pStyle w:val="Contedodatabela"/>
               <w:bidi w:val="0"/>
               <w:spacing w:before="0" w:after="283"/>
               <w:rPr/>
@@ -1451,13 +1395,13 @@
         <w:trPr/>
         <w:tc>
           <w:tcPr>
-            <w:tcW w:w="1803" w:type="dxa"/>
-            <w:tcBorders/>
-            <w:vAlign w:val="center"/>
-          </w:tcPr>
-          <w:p>
-            <w:pPr>
-              <w:pStyle w:val="TableContents"/>
+            <w:tcW w:w="1768" w:type="dxa"/>
+            <w:tcBorders/>
+            <w:vAlign w:val="center"/>
+          </w:tcPr>
+          <w:p>
+            <w:pPr>
+              <w:pStyle w:val="Contedodatabela"/>
               <w:bidi w:val="0"/>
               <w:spacing w:before="0" w:after="283"/>
               <w:rPr/>
@@ -1470,13 +1414,13 @@
         </w:tc>
         <w:tc>
           <w:tcPr>
-            <w:tcW w:w="2577" w:type="dxa"/>
-            <w:tcBorders/>
-            <w:vAlign w:val="center"/>
-          </w:tcPr>
-          <w:p>
-            <w:pPr>
-              <w:pStyle w:val="TableContents"/>
+            <w:tcW w:w="2344" w:type="dxa"/>
+            <w:tcBorders/>
+            <w:vAlign w:val="center"/>
+          </w:tcPr>
+          <w:p>
+            <w:pPr>
+              <w:pStyle w:val="Contedodatabela"/>
               <w:bidi w:val="0"/>
               <w:spacing w:before="0" w:after="283"/>
               <w:rPr/>
@@ -1489,13 +1433,13 @@
         </w:tc>
         <w:tc>
           <w:tcPr>
-            <w:tcW w:w="5025" w:type="dxa"/>
-            <w:tcBorders/>
-            <w:vAlign w:val="center"/>
-          </w:tcPr>
-          <w:p>
-            <w:pPr>
-              <w:pStyle w:val="TableContents"/>
+            <w:tcW w:w="5293" w:type="dxa"/>
+            <w:tcBorders/>
+            <w:vAlign w:val="center"/>
+          </w:tcPr>
+          <w:p>
+            <w:pPr>
+              <w:pStyle w:val="Contedodatabela"/>
               <w:bidi w:val="0"/>
               <w:spacing w:before="0" w:after="283"/>
               <w:rPr/>
@@ -1511,13 +1455,13 @@
         <w:trPr/>
         <w:tc>
           <w:tcPr>
-            <w:tcW w:w="1803" w:type="dxa"/>
-            <w:tcBorders/>
-            <w:vAlign w:val="center"/>
-          </w:tcPr>
-          <w:p>
-            <w:pPr>
-              <w:pStyle w:val="TableContents"/>
+            <w:tcW w:w="1768" w:type="dxa"/>
+            <w:tcBorders/>
+            <w:vAlign w:val="center"/>
+          </w:tcPr>
+          <w:p>
+            <w:pPr>
+              <w:pStyle w:val="Contedodatabela"/>
               <w:bidi w:val="0"/>
               <w:spacing w:before="0" w:after="283"/>
               <w:rPr/>
@@ -1530,13 +1474,13 @@
         </w:tc>
         <w:tc>
           <w:tcPr>
-            <w:tcW w:w="2577" w:type="dxa"/>
-            <w:tcBorders/>
-            <w:vAlign w:val="center"/>
-          </w:tcPr>
-          <w:p>
-            <w:pPr>
-              <w:pStyle w:val="TableContents"/>
+            <w:tcW w:w="2344" w:type="dxa"/>
+            <w:tcBorders/>
+            <w:vAlign w:val="center"/>
+          </w:tcPr>
+          <w:p>
+            <w:pPr>
+              <w:pStyle w:val="Contedodatabela"/>
               <w:bidi w:val="0"/>
               <w:spacing w:before="0" w:after="283"/>
               <w:rPr/>
@@ -1549,13 +1493,13 @@
         </w:tc>
         <w:tc>
           <w:tcPr>
-            <w:tcW w:w="5025" w:type="dxa"/>
-            <w:tcBorders/>
-            <w:vAlign w:val="center"/>
-          </w:tcPr>
-          <w:p>
-            <w:pPr>
-              <w:pStyle w:val="TableContents"/>
+            <w:tcW w:w="5293" w:type="dxa"/>
+            <w:tcBorders/>
+            <w:vAlign w:val="center"/>
+          </w:tcPr>
+          <w:p>
+            <w:pPr>
+              <w:pStyle w:val="Contedodatabela"/>
               <w:bidi w:val="0"/>
               <w:spacing w:before="0" w:after="283"/>
               <w:rPr/>
@@ -1571,13 +1515,13 @@
         <w:trPr/>
         <w:tc>
           <w:tcPr>
-            <w:tcW w:w="1803" w:type="dxa"/>
-            <w:tcBorders/>
-            <w:vAlign w:val="center"/>
-          </w:tcPr>
-          <w:p>
-            <w:pPr>
-              <w:pStyle w:val="TableContents"/>
+            <w:tcW w:w="1768" w:type="dxa"/>
+            <w:tcBorders/>
+            <w:vAlign w:val="center"/>
+          </w:tcPr>
+          <w:p>
+            <w:pPr>
+              <w:pStyle w:val="Contedodatabela"/>
               <w:bidi w:val="0"/>
               <w:spacing w:before="0" w:after="283"/>
               <w:rPr/>
@@ -1590,13 +1534,13 @@
         </w:tc>
         <w:tc>
           <w:tcPr>
-            <w:tcW w:w="2577" w:type="dxa"/>
-            <w:tcBorders/>
-            <w:vAlign w:val="center"/>
-          </w:tcPr>
-          <w:p>
-            <w:pPr>
-              <w:pStyle w:val="TableContents"/>
+            <w:tcW w:w="2344" w:type="dxa"/>
+            <w:tcBorders/>
+            <w:vAlign w:val="center"/>
+          </w:tcPr>
+          <w:p>
+            <w:pPr>
+              <w:pStyle w:val="Contedodatabela"/>
               <w:bidi w:val="0"/>
               <w:spacing w:before="0" w:after="283"/>
               <w:rPr/>
@@ -1609,13 +1553,13 @@
         </w:tc>
         <w:tc>
           <w:tcPr>
-            <w:tcW w:w="5025" w:type="dxa"/>
-            <w:tcBorders/>
-            <w:vAlign w:val="center"/>
-          </w:tcPr>
-          <w:p>
-            <w:pPr>
-              <w:pStyle w:val="TableContents"/>
+            <w:tcW w:w="5293" w:type="dxa"/>
+            <w:tcBorders/>
+            <w:vAlign w:val="center"/>
+          </w:tcPr>
+          <w:p>
+            <w:pPr>
+              <w:pStyle w:val="Contedodatabela"/>
               <w:bidi w:val="0"/>
               <w:spacing w:before="0" w:after="283"/>
               <w:rPr/>
@@ -1631,13 +1575,13 @@
         <w:trPr/>
         <w:tc>
           <w:tcPr>
-            <w:tcW w:w="1803" w:type="dxa"/>
-            <w:tcBorders/>
-            <w:vAlign w:val="center"/>
-          </w:tcPr>
-          <w:p>
-            <w:pPr>
-              <w:pStyle w:val="TableContents"/>
+            <w:tcW w:w="1768" w:type="dxa"/>
+            <w:tcBorders/>
+            <w:vAlign w:val="center"/>
+          </w:tcPr>
+          <w:p>
+            <w:pPr>
+              <w:pStyle w:val="Contedodatabela"/>
               <w:bidi w:val="0"/>
               <w:spacing w:before="0" w:after="283"/>
               <w:rPr/>
@@ -1650,13 +1594,13 @@
         </w:tc>
         <w:tc>
           <w:tcPr>
-            <w:tcW w:w="2577" w:type="dxa"/>
-            <w:tcBorders/>
-            <w:vAlign w:val="center"/>
-          </w:tcPr>
-          <w:p>
-            <w:pPr>
-              <w:pStyle w:val="TableContents"/>
+            <w:tcW w:w="2344" w:type="dxa"/>
+            <w:tcBorders/>
+            <w:vAlign w:val="center"/>
+          </w:tcPr>
+          <w:p>
+            <w:pPr>
+              <w:pStyle w:val="Contedodatabela"/>
               <w:bidi w:val="0"/>
               <w:spacing w:before="0" w:after="283"/>
               <w:rPr/>
@@ -1669,13 +1613,13 @@
         </w:tc>
         <w:tc>
           <w:tcPr>
-            <w:tcW w:w="5025" w:type="dxa"/>
-            <w:tcBorders/>
-            <w:vAlign w:val="center"/>
-          </w:tcPr>
-          <w:p>
-            <w:pPr>
-              <w:pStyle w:val="TableContents"/>
+            <w:tcW w:w="5293" w:type="dxa"/>
+            <w:tcBorders/>
+            <w:vAlign w:val="center"/>
+          </w:tcPr>
+          <w:p>
+            <w:pPr>
+              <w:pStyle w:val="Contedodatabela"/>
               <w:bidi w:val="0"/>
               <w:spacing w:before="0" w:after="283"/>
               <w:rPr/>
@@ -1691,13 +1635,13 @@
         <w:trPr/>
         <w:tc>
           <w:tcPr>
-            <w:tcW w:w="1803" w:type="dxa"/>
-            <w:tcBorders/>
-            <w:vAlign w:val="center"/>
-          </w:tcPr>
-          <w:p>
-            <w:pPr>
-              <w:pStyle w:val="TableContents"/>
+            <w:tcW w:w="1768" w:type="dxa"/>
+            <w:tcBorders/>
+            <w:vAlign w:val="center"/>
+          </w:tcPr>
+          <w:p>
+            <w:pPr>
+              <w:pStyle w:val="Contedodatabela"/>
               <w:bidi w:val="0"/>
               <w:spacing w:before="0" w:after="283"/>
               <w:rPr/>
@@ -1710,13 +1654,13 @@
         </w:tc>
         <w:tc>
           <w:tcPr>
-            <w:tcW w:w="2577" w:type="dxa"/>
-            <w:tcBorders/>
-            <w:vAlign w:val="center"/>
-          </w:tcPr>
-          <w:p>
-            <w:pPr>
-              <w:pStyle w:val="TableContents"/>
+            <w:tcW w:w="2344" w:type="dxa"/>
+            <w:tcBorders/>
+            <w:vAlign w:val="center"/>
+          </w:tcPr>
+          <w:p>
+            <w:pPr>
+              <w:pStyle w:val="Contedodatabela"/>
               <w:bidi w:val="0"/>
               <w:spacing w:before="0" w:after="283"/>
               <w:rPr/>
@@ -1729,13 +1673,13 @@
         </w:tc>
         <w:tc>
           <w:tcPr>
-            <w:tcW w:w="5025" w:type="dxa"/>
-            <w:tcBorders/>
-            <w:vAlign w:val="center"/>
-          </w:tcPr>
-          <w:p>
-            <w:pPr>
-              <w:pStyle w:val="TableContents"/>
+            <w:tcW w:w="5293" w:type="dxa"/>
+            <w:tcBorders/>
+            <w:vAlign w:val="center"/>
+          </w:tcPr>
+          <w:p>
+            <w:pPr>
+              <w:pStyle w:val="Contedodatabela"/>
               <w:bidi w:val="0"/>
               <w:spacing w:before="0" w:after="283"/>
               <w:rPr/>
@@ -1751,13 +1695,13 @@
         <w:trPr/>
         <w:tc>
           <w:tcPr>
-            <w:tcW w:w="1803" w:type="dxa"/>
-            <w:tcBorders/>
-            <w:vAlign w:val="center"/>
-          </w:tcPr>
-          <w:p>
-            <w:pPr>
-              <w:pStyle w:val="TableContents"/>
+            <w:tcW w:w="1768" w:type="dxa"/>
+            <w:tcBorders/>
+            <w:vAlign w:val="center"/>
+          </w:tcPr>
+          <w:p>
+            <w:pPr>
+              <w:pStyle w:val="Contedodatabela"/>
               <w:bidi w:val="0"/>
               <w:spacing w:before="0" w:after="283"/>
               <w:rPr/>
@@ -1770,13 +1714,13 @@
         </w:tc>
         <w:tc>
           <w:tcPr>
-            <w:tcW w:w="2577" w:type="dxa"/>
-            <w:tcBorders/>
-            <w:vAlign w:val="center"/>
-          </w:tcPr>
-          <w:p>
-            <w:pPr>
-              <w:pStyle w:val="TableContents"/>
+            <w:tcW w:w="2344" w:type="dxa"/>
+            <w:tcBorders/>
+            <w:vAlign w:val="center"/>
+          </w:tcPr>
+          <w:p>
+            <w:pPr>
+              <w:pStyle w:val="Contedodatabela"/>
               <w:bidi w:val="0"/>
               <w:spacing w:before="0" w:after="283"/>
               <w:rPr/>
@@ -1789,13 +1733,13 @@
         </w:tc>
         <w:tc>
           <w:tcPr>
-            <w:tcW w:w="5025" w:type="dxa"/>
-            <w:tcBorders/>
-            <w:vAlign w:val="center"/>
-          </w:tcPr>
-          <w:p>
-            <w:pPr>
-              <w:pStyle w:val="TableContents"/>
+            <w:tcW w:w="5293" w:type="dxa"/>
+            <w:tcBorders/>
+            <w:vAlign w:val="center"/>
+          </w:tcPr>
+          <w:p>
+            <w:pPr>
+              <w:pStyle w:val="Contedodatabela"/>
               <w:bidi w:val="0"/>
               <w:spacing w:before="0" w:after="283"/>
               <w:rPr/>
@@ -1811,58 +1755,58 @@
         <w:trPr/>
         <w:tc>
           <w:tcPr>
-            <w:tcW w:w="1803" w:type="dxa"/>
-            <w:tcBorders/>
-            <w:vAlign w:val="center"/>
-          </w:tcPr>
-          <w:p>
-            <w:pPr>
-              <w:pStyle w:val="TableContents"/>
-              <w:bidi w:val="0"/>
-              <w:spacing w:before="0" w:after="283"/>
-              <w:rPr/>
-            </w:pPr>
-            <w:r>
-              <w:rPr/>
-              <w:t>SQLite</w:t>
-            </w:r>
-          </w:p>
-        </w:tc>
-        <w:tc>
-          <w:tcPr>
-            <w:tcW w:w="2577" w:type="dxa"/>
-            <w:tcBorders/>
-            <w:vAlign w:val="center"/>
-          </w:tcPr>
-          <w:p>
-            <w:pPr>
-              <w:pStyle w:val="TableContents"/>
-              <w:bidi w:val="0"/>
-              <w:spacing w:before="0" w:after="283"/>
-              <w:rPr/>
-            </w:pPr>
-            <w:r>
-              <w:rPr/>
-              <w:t>Banco local</w:t>
-            </w:r>
-          </w:p>
-        </w:tc>
-        <w:tc>
-          <w:tcPr>
-            <w:tcW w:w="5025" w:type="dxa"/>
-            <w:tcBorders/>
-            <w:vAlign w:val="center"/>
-          </w:tcPr>
-          <w:p>
-            <w:pPr>
-              <w:pStyle w:val="TableContents"/>
-              <w:bidi w:val="0"/>
-              <w:spacing w:before="0" w:after="283"/>
-              <w:rPr/>
-            </w:pPr>
-            <w:r>
-              <w:rPr/>
-              <w:t>Persistência padrão do ambiente de desenvolvimento.</w:t>
+            <w:tcW w:w="1768" w:type="dxa"/>
+            <w:tcBorders/>
+            <w:vAlign w:val="center"/>
+          </w:tcPr>
+          <w:p>
+            <w:pPr>
+              <w:pStyle w:val="Contedodatabela"/>
+              <w:bidi w:val="0"/>
+              <w:spacing w:before="0" w:after="283"/>
+              <w:rPr/>
+            </w:pPr>
+            <w:r>
+              <w:rPr/>
+              <w:t>PostgreSQL</w:t>
+            </w:r>
+          </w:p>
+        </w:tc>
+        <w:tc>
+          <w:tcPr>
+            <w:tcW w:w="2344" w:type="dxa"/>
+            <w:tcBorders/>
+            <w:vAlign w:val="center"/>
+          </w:tcPr>
+          <w:p>
+            <w:pPr>
+              <w:pStyle w:val="Contedodatabela"/>
+              <w:bidi w:val="0"/>
+              <w:spacing w:before="0" w:after="283"/>
+              <w:rPr/>
+            </w:pPr>
+            <w:r>
+              <w:rPr/>
+              <w:t>Banco relacional</w:t>
+            </w:r>
+          </w:p>
+        </w:tc>
+        <w:tc>
+          <w:tcPr>
+            <w:tcW w:w="5293" w:type="dxa"/>
+            <w:tcBorders/>
+            <w:vAlign w:val="center"/>
+          </w:tcPr>
+          <w:p>
+            <w:pPr>
+              <w:pStyle w:val="Contedodatabela"/>
+              <w:bidi w:val="0"/>
+              <w:spacing w:before="0" w:after="283"/>
+              <w:rPr/>
+            </w:pPr>
+            <w:r>
+              <w:rPr/>
+              <w:t>Persistência padrão nos ambientes de desenvolvimento, testes e produção.</w:t>
             </w:r>
           </w:p>
         </w:tc>
@@ -1871,13 +1815,13 @@
         <w:trPr/>
         <w:tc>
           <w:tcPr>
-            <w:tcW w:w="1803" w:type="dxa"/>
-            <w:tcBorders/>
-            <w:vAlign w:val="center"/>
-          </w:tcPr>
-          <w:p>
-            <w:pPr>
-              <w:pStyle w:val="TableContents"/>
+            <w:tcW w:w="1768" w:type="dxa"/>
+            <w:tcBorders/>
+            <w:vAlign w:val="center"/>
+          </w:tcPr>
+          <w:p>
+            <w:pPr>
+              <w:pStyle w:val="Contedodatabela"/>
               <w:bidi w:val="0"/>
               <w:spacing w:before="0" w:after="283"/>
               <w:rPr/>
@@ -1890,13 +1834,13 @@
         </w:tc>
         <w:tc>
           <w:tcPr>
-            <w:tcW w:w="2577" w:type="dxa"/>
-            <w:tcBorders/>
-            <w:vAlign w:val="center"/>
-          </w:tcPr>
-          <w:p>
-            <w:pPr>
-              <w:pStyle w:val="TableContents"/>
+            <w:tcW w:w="2344" w:type="dxa"/>
+            <w:tcBorders/>
+            <w:vAlign w:val="center"/>
+          </w:tcPr>
+          <w:p>
+            <w:pPr>
+              <w:pStyle w:val="Contedodatabela"/>
               <w:bidi w:val="0"/>
               <w:spacing w:before="0" w:after="283"/>
               <w:rPr/>
@@ -1909,13 +1853,13 @@
         </w:tc>
         <w:tc>
           <w:tcPr>
-            <w:tcW w:w="5025" w:type="dxa"/>
-            <w:tcBorders/>
-            <w:vAlign w:val="center"/>
-          </w:tcPr>
-          <w:p>
-            <w:pPr>
-              <w:pStyle w:val="TableContents"/>
+            <w:tcW w:w="5293" w:type="dxa"/>
+            <w:tcBorders/>
+            <w:vAlign w:val="center"/>
+          </w:tcPr>
+          <w:p>
+            <w:pPr>
+              <w:pStyle w:val="Contedodatabela"/>
               <w:bidi w:val="0"/>
               <w:spacing w:before="0" w:after="283"/>
               <w:rPr/>
@@ -1931,13 +1875,13 @@
         <w:trPr/>
         <w:tc>
           <w:tcPr>
-            <w:tcW w:w="1803" w:type="dxa"/>
-            <w:tcBorders/>
-            <w:vAlign w:val="center"/>
-          </w:tcPr>
-          <w:p>
-            <w:pPr>
-              <w:pStyle w:val="TableContents"/>
+            <w:tcW w:w="1768" w:type="dxa"/>
+            <w:tcBorders/>
+            <w:vAlign w:val="center"/>
+          </w:tcPr>
+          <w:p>
+            <w:pPr>
+              <w:pStyle w:val="Contedodatabela"/>
               <w:bidi w:val="0"/>
               <w:spacing w:before="0" w:after="283"/>
               <w:rPr/>
@@ -1950,13 +1894,13 @@
         </w:tc>
         <w:tc>
           <w:tcPr>
-            <w:tcW w:w="2577" w:type="dxa"/>
-            <w:tcBorders/>
-            <w:vAlign w:val="center"/>
-          </w:tcPr>
-          <w:p>
-            <w:pPr>
-              <w:pStyle w:val="TableContents"/>
+            <w:tcW w:w="2344" w:type="dxa"/>
+            <w:tcBorders/>
+            <w:vAlign w:val="center"/>
+          </w:tcPr>
+          <w:p>
+            <w:pPr>
+              <w:pStyle w:val="Contedodatabela"/>
               <w:bidi w:val="0"/>
               <w:spacing w:before="0" w:after="283"/>
               <w:rPr/>
@@ -1969,13 +1913,13 @@
         </w:tc>
         <w:tc>
           <w:tcPr>
-            <w:tcW w:w="5025" w:type="dxa"/>
-            <w:tcBorders/>
-            <w:vAlign w:val="center"/>
-          </w:tcPr>
-          <w:p>
-            <w:pPr>
-              <w:pStyle w:val="TableContents"/>
+            <w:tcW w:w="5293" w:type="dxa"/>
+            <w:tcBorders/>
+            <w:vAlign w:val="center"/>
+          </w:tcPr>
+          <w:p>
+            <w:pPr>
+              <w:pStyle w:val="Contedodatabela"/>
               <w:bidi w:val="0"/>
               <w:spacing w:before="0" w:after="283"/>
               <w:rPr/>
@@ -1990,7 +1934,7 @@
     </w:tbl>
     <w:p>
       <w:pPr>
-        <w:pStyle w:val="TextBodysource"/>
+        <w:pStyle w:val="Corpodotextosource"/>
         <w:bidi w:val="0"/>
         <w:rPr/>
       </w:pPr>
@@ -2000,7 +1944,7 @@
       </w:r>
       <w:r>
         <w:rPr>
-          <w:rStyle w:val="SourceText"/>
+          <w:rStyle w:val="Cdigofonte"/>
         </w:rPr>
         <w:t>composer.json</w:t>
       </w:r>
@@ -2010,7 +1954,7 @@
       </w:r>
       <w:r>
         <w:rPr>
-          <w:rStyle w:val="SourceText"/>
+          <w:rStyle w:val="Cdigofonte"/>
         </w:rPr>
         <w:t>package.json</w:t>
       </w:r>
@@ -2020,7 +1964,7 @@
       </w:r>
       <w:r>
         <w:rPr>
-          <w:rStyle w:val="SourceText"/>
+          <w:rStyle w:val="Cdigofonte"/>
         </w:rPr>
         <w:t>requirements.txt</w:t>
       </w:r>
@@ -2031,14 +1975,14 @@
     </w:p>
     <w:p>
       <w:pPr>
-        <w:pStyle w:val="Heading2"/>
+        <w:pStyle w:val="Ttulo2"/>
         <w:numPr>
           <w:ilvl w:val="0"/>
           <w:numId w:val="0"/>
         </w:numPr>
         <w:bidi w:val="0"/>
         <w:spacing w:lineRule="auto" w:line="360" w:before="200" w:after="120"/>
-        <w:jc w:val="start"/>
+        <w:jc w:val="left"/>
         <w:rPr/>
       </w:pPr>
       <w:r>
@@ -2048,7 +1992,7 @@
     </w:p>
     <w:p>
       <w:pPr>
-        <w:pStyle w:val="TextBody"/>
+        <w:pStyle w:val="Corpodotexto"/>
         <w:bidi w:val="0"/>
         <w:spacing w:before="0" w:after="283"/>
         <w:rPr/>
@@ -2059,7 +2003,7 @@
       </w:r>
       <w:r>
         <w:rPr>
-          <w:rStyle w:val="SourceText"/>
+          <w:rStyle w:val="Cdigofonte"/>
         </w:rPr>
         <w:t>/api/v1</w:t>
       </w:r>
@@ -2069,7 +2013,7 @@
       </w:r>
       <w:r>
         <w:rPr>
-          <w:rStyle w:val="SourceText"/>
+          <w:rStyle w:val="Cdigofonte"/>
         </w:rPr>
         <w:t>/sanctum/csrf-cookie</w:t>
       </w:r>
@@ -2080,9 +2024,9 @@
     </w:p>
     <w:p>
       <w:pPr>
-        <w:pStyle w:val="Heading1chapter"/>
-        <w:bidi w:val="0"/>
-        <w:jc w:val="start"/>
+        <w:pStyle w:val="Ttulo1chapter"/>
+        <w:bidi w:val="0"/>
+        <w:jc w:val="left"/>
         <w:rPr/>
       </w:pPr>
       <w:r>
@@ -2092,14 +2036,14 @@
     </w:p>
     <w:p>
       <w:pPr>
-        <w:pStyle w:val="Heading2"/>
+        <w:pStyle w:val="Ttulo2"/>
         <w:numPr>
           <w:ilvl w:val="0"/>
           <w:numId w:val="0"/>
         </w:numPr>
         <w:bidi w:val="0"/>
         <w:spacing w:lineRule="auto" w:line="360" w:before="200" w:after="120"/>
-        <w:jc w:val="start"/>
+        <w:jc w:val="left"/>
         <w:rPr/>
       </w:pPr>
       <w:r>
@@ -2109,7 +2053,7 @@
     </w:p>
     <w:p>
       <w:pPr>
-        <w:pStyle w:val="TextBody"/>
+        <w:pStyle w:val="Corpodotexto"/>
         <w:bidi w:val="0"/>
         <w:spacing w:before="0" w:after="283"/>
         <w:rPr/>
@@ -2121,14 +2065,14 @@
     </w:p>
     <w:p>
       <w:pPr>
-        <w:pStyle w:val="Heading2"/>
+        <w:pStyle w:val="Ttulo2"/>
         <w:numPr>
           <w:ilvl w:val="0"/>
           <w:numId w:val="0"/>
         </w:numPr>
         <w:bidi w:val="0"/>
         <w:spacing w:lineRule="auto" w:line="360" w:before="200" w:after="120"/>
-        <w:jc w:val="start"/>
+        <w:jc w:val="left"/>
         <w:rPr/>
       </w:pPr>
       <w:r>
@@ -2138,7 +2082,7 @@
     </w:p>
     <w:p>
       <w:pPr>
-        <w:pStyle w:val="TextBody"/>
+        <w:pStyle w:val="Corpodotexto"/>
         <w:bidi w:val="0"/>
         <w:spacing w:before="0" w:after="283"/>
         <w:rPr/>
@@ -2150,14 +2094,14 @@
     </w:p>
     <w:p>
       <w:pPr>
-        <w:pStyle w:val="Heading2"/>
+        <w:pStyle w:val="Ttulo2"/>
         <w:numPr>
           <w:ilvl w:val="0"/>
           <w:numId w:val="0"/>
         </w:numPr>
         <w:bidi w:val="0"/>
         <w:spacing w:lineRule="auto" w:line="360" w:before="200" w:after="120"/>
-        <w:jc w:val="start"/>
+        <w:jc w:val="left"/>
         <w:rPr/>
       </w:pPr>
       <w:r>
@@ -2167,7 +2111,7 @@
     </w:p>
     <w:p>
       <w:pPr>
-        <w:pStyle w:val="TextBody"/>
+        <w:pStyle w:val="Corpodotexto"/>
         <w:bidi w:val="0"/>
         <w:spacing w:before="0" w:after="283"/>
         <w:rPr/>
@@ -2178,7 +2122,7 @@
       </w:r>
       <w:r>
         <w:rPr>
-          <w:rStyle w:val="SourceText"/>
+          <w:rStyle w:val="Cdigofonte"/>
         </w:rPr>
         <w:t>financial.view</w:t>
       </w:r>
@@ -2189,7 +2133,7 @@
     </w:p>
     <w:p>
       <w:pPr>
-        <w:pStyle w:val="TextBody"/>
+        <w:pStyle w:val="Corpodotexto"/>
         <w:bidi w:val="0"/>
         <w:spacing w:before="0" w:after="283"/>
         <w:rPr/>
@@ -2201,14 +2145,14 @@
     </w:p>
     <w:p>
       <w:pPr>
-        <w:pStyle w:val="Heading2"/>
+        <w:pStyle w:val="Ttulo2"/>
         <w:numPr>
           <w:ilvl w:val="0"/>
           <w:numId w:val="0"/>
         </w:numPr>
         <w:bidi w:val="0"/>
         <w:spacing w:lineRule="auto" w:line="360" w:before="200" w:after="120"/>
-        <w:jc w:val="start"/>
+        <w:jc w:val="left"/>
         <w:rPr/>
       </w:pPr>
       <w:r>
@@ -2218,7 +2162,7 @@
     </w:p>
     <w:p>
       <w:pPr>
-        <w:pStyle w:val="TextBody"/>
+        <w:pStyle w:val="Corpodotexto"/>
         <w:bidi w:val="0"/>
         <w:spacing w:before="0" w:after="283"/>
         <w:rPr/>
@@ -2230,14 +2174,14 @@
     </w:p>
     <w:p>
       <w:pPr>
-        <w:pStyle w:val="Heading2"/>
+        <w:pStyle w:val="Ttulo2"/>
         <w:numPr>
           <w:ilvl w:val="0"/>
           <w:numId w:val="0"/>
         </w:numPr>
         <w:bidi w:val="0"/>
         <w:spacing w:lineRule="auto" w:line="360" w:before="200" w:after="120"/>
-        <w:jc w:val="start"/>
+        <w:jc w:val="left"/>
         <w:rPr/>
       </w:pPr>
       <w:r>
@@ -2247,7 +2191,7 @@
     </w:p>
     <w:p>
       <w:pPr>
-        <w:pStyle w:val="TextBody"/>
+        <w:pStyle w:val="Corpodotexto"/>
         <w:bidi w:val="0"/>
         <w:spacing w:before="0" w:after="283"/>
         <w:rPr/>
@@ -2259,7 +2203,7 @@
     </w:p>
     <w:p>
       <w:pPr>
-        <w:pStyle w:val="TextBody"/>
+        <w:pStyle w:val="Corpodotexto"/>
         <w:bidi w:val="0"/>
         <w:spacing w:before="0" w:after="283"/>
         <w:rPr/>
@@ -2271,14 +2215,14 @@
     </w:p>
     <w:p>
       <w:pPr>
-        <w:pStyle w:val="Heading2"/>
+        <w:pStyle w:val="Ttulo2"/>
         <w:numPr>
           <w:ilvl w:val="0"/>
           <w:numId w:val="0"/>
         </w:numPr>
         <w:bidi w:val="0"/>
         <w:spacing w:lineRule="auto" w:line="360" w:before="200" w:after="120"/>
-        <w:jc w:val="start"/>
+        <w:jc w:val="left"/>
         <w:rPr/>
       </w:pPr>
       <w:r>
@@ -2288,7 +2232,7 @@
     </w:p>
     <w:p>
       <w:pPr>
-        <w:pStyle w:val="TextBody"/>
+        <w:pStyle w:val="Corpodotexto"/>
         <w:bidi w:val="0"/>
         <w:spacing w:before="0" w:after="283"/>
         <w:rPr/>
@@ -2300,14 +2244,14 @@
     </w:p>
     <w:p>
       <w:pPr>
-        <w:pStyle w:val="Heading2"/>
+        <w:pStyle w:val="Ttulo2"/>
         <w:numPr>
           <w:ilvl w:val="0"/>
           <w:numId w:val="0"/>
         </w:numPr>
         <w:bidi w:val="0"/>
         <w:spacing w:lineRule="auto" w:line="360" w:before="200" w:after="120"/>
-        <w:jc w:val="start"/>
+        <w:jc w:val="left"/>
         <w:rPr/>
       </w:pPr>
       <w:r>
@@ -2317,7 +2261,7 @@
     </w:p>
     <w:p>
       <w:pPr>
-        <w:pStyle w:val="TextBody"/>
+        <w:pStyle w:val="Corpodotexto"/>
         <w:bidi w:val="0"/>
         <w:spacing w:before="0" w:after="283"/>
         <w:rPr/>
@@ -2329,14 +2273,14 @@
     </w:p>
     <w:p>
       <w:pPr>
-        <w:pStyle w:val="Heading2"/>
+        <w:pStyle w:val="Ttulo2"/>
         <w:numPr>
           <w:ilvl w:val="0"/>
           <w:numId w:val="0"/>
         </w:numPr>
         <w:bidi w:val="0"/>
         <w:spacing w:lineRule="auto" w:line="360" w:before="200" w:after="120"/>
-        <w:jc w:val="start"/>
+        <w:jc w:val="left"/>
         <w:rPr/>
       </w:pPr>
       <w:r>
@@ -2346,7 +2290,7 @@
     </w:p>
     <w:p>
       <w:pPr>
-        <w:pStyle w:val="TextBody"/>
+        <w:pStyle w:val="Corpodotexto"/>
         <w:bidi w:val="0"/>
         <w:spacing w:before="0" w:after="283"/>
         <w:rPr/>
@@ -2357,7 +2301,7 @@
       </w:r>
       <w:r>
         <w:rPr>
-          <w:rStyle w:val="SourceText"/>
+          <w:rStyle w:val="Cdigofonte"/>
         </w:rPr>
         <w:t>public/apps/integrations</w:t>
       </w:r>
@@ -2368,14 +2312,14 @@
     </w:p>
     <w:p>
       <w:pPr>
-        <w:pStyle w:val="Heading2"/>
+        <w:pStyle w:val="Ttulo2"/>
         <w:numPr>
           <w:ilvl w:val="0"/>
           <w:numId w:val="0"/>
         </w:numPr>
         <w:bidi w:val="0"/>
         <w:spacing w:lineRule="auto" w:line="360" w:before="200" w:after="120"/>
-        <w:jc w:val="start"/>
+        <w:jc w:val="left"/>
         <w:rPr/>
       </w:pPr>
       <w:r>
@@ -2385,7 +2329,7 @@
     </w:p>
     <w:p>
       <w:pPr>
-        <w:pStyle w:val="TextBody"/>
+        <w:pStyle w:val="Corpodotexto"/>
         <w:bidi w:val="0"/>
         <w:spacing w:before="0" w:after="283"/>
         <w:rPr/>
@@ -2397,9 +2341,9 @@
     </w:p>
     <w:p>
       <w:pPr>
-        <w:pStyle w:val="Heading1chapter"/>
-        <w:bidi w:val="0"/>
-        <w:jc w:val="start"/>
+        <w:pStyle w:val="Ttulo1chapter"/>
+        <w:bidi w:val="0"/>
+        <w:jc w:val="left"/>
         <w:rPr/>
       </w:pPr>
       <w:r>
@@ -2409,7 +2353,7 @@
     </w:p>
     <w:p>
       <w:pPr>
-        <w:pStyle w:val="TextBody"/>
+        <w:pStyle w:val="Corpodotexto"/>
         <w:bidi w:val="0"/>
         <w:spacing w:before="0" w:after="283"/>
         <w:rPr/>
@@ -2420,7 +2364,7 @@
       </w:r>
       <w:r>
         <w:rPr>
-          <w:rStyle w:val="SourceText"/>
+          <w:rStyle w:val="Cdigofonte"/>
         </w:rPr>
         <w:t>localStorage</w:t>
       </w:r>
@@ -2430,7 +2374,7 @@
       </w:r>
       <w:r>
         <w:rPr>
-          <w:rStyle w:val="SourceText"/>
+          <w:rStyle w:val="Cdigofonte"/>
         </w:rPr>
         <w:t>current_company_id</w:t>
       </w:r>
@@ -2440,7 +2384,7 @@
       </w:r>
       <w:r>
         <w:rPr>
-          <w:rStyle w:val="SourceText"/>
+          <w:rStyle w:val="Cdigofonte"/>
         </w:rPr>
         <w:t>audit_logs</w:t>
       </w:r>
@@ -2451,7 +2395,7 @@
     </w:p>
     <w:p>
       <w:pPr>
-        <w:pStyle w:val="TextBody"/>
+        <w:pStyle w:val="Corpodotexto"/>
         <w:bidi w:val="0"/>
         <w:spacing w:before="0" w:after="283"/>
         <w:rPr/>
@@ -2463,7 +2407,7 @@
     </w:p>
     <w:p>
       <w:pPr>
-        <w:pStyle w:val="TextBody"/>
+        <w:pStyle w:val="Corpodotexto"/>
         <w:bidi w:val="0"/>
         <w:spacing w:before="0" w:after="283"/>
         <w:rPr/>
@@ -2475,9 +2419,9 @@
     </w:p>
     <w:p>
       <w:pPr>
-        <w:pStyle w:val="Heading1chapter"/>
-        <w:bidi w:val="0"/>
-        <w:jc w:val="start"/>
+        <w:pStyle w:val="Ttulo1chapter"/>
+        <w:bidi w:val="0"/>
+        <w:jc w:val="left"/>
         <w:rPr/>
       </w:pPr>
       <w:r>
@@ -2487,29 +2431,19 @@
     </w:p>
     <w:p>
       <w:pPr>
-        <w:pStyle w:val="TextBody"/>
-        <w:bidi w:val="0"/>
-        <w:spacing w:before="0" w:after="283"/>
-        <w:rPr/>
-      </w:pPr>
-      <w:r>
-        <w:rPr/>
-        <w:t xml:space="preserve">As migrações representam usuários, empresas, pessoas, clientes, perfis, permissões, projetos, tarefas, categorias, produtos, movimentos, membros, tarifas, tributos, despesas, apontamentos, convites, auditorias, tokens de ativação, sessões, agenda, caixa de entrada e integrações. O banco local é </w:t>
-      </w:r>
-      <w:r>
-        <w:rPr>
-          <w:rStyle w:val="SourceText"/>
-        </w:rPr>
-        <w:t>database/database.sqlite</w:t>
-      </w:r>
-      <w:r>
-        <w:rPr/>
-        <w:t>.</w:t>
-      </w:r>
-    </w:p>
-    <w:p>
-      <w:pPr>
-        <w:pStyle w:val="TextBody"/>
+        <w:pStyle w:val="Corpodotexto"/>
+        <w:bidi w:val="0"/>
+        <w:spacing w:before="0" w:after="283"/>
+        <w:rPr/>
+      </w:pPr>
+      <w:r>
+        <w:rPr/>
+        <w:t>As migrações representam usuários, empresas, pessoas, clientes, perfis, permissões, projetos, tarefas, categorias, produtos, movimentos, membros, tarifas, tributos, despesas, apontamentos, convites, auditorias, tokens de ativação, sessões, agenda, caixa de entrada e integrações. O banco padrão de desenvolvimento é PostgreSQL, com um schema isolado para os testes automatizados.</w:t>
+      </w:r>
+    </w:p>
+    <w:p>
+      <w:pPr>
+        <w:pStyle w:val="Corpodotexto"/>
         <w:bidi w:val="0"/>
         <w:spacing w:before="0" w:after="0"/>
         <w:jc w:val="center"/>
@@ -2523,14 +2457,14 @@
     <w:tbl>
       <w:tblPr>
         <w:tblW w:w="9405" w:type="dxa"/>
-        <w:jc w:val="start"/>
+        <w:jc w:val="left"/>
         <w:tblInd w:w="0" w:type="dxa"/>
         <w:tblLayout w:type="fixed"/>
         <w:tblCellMar>
           <w:top w:w="28" w:type="dxa"/>
-          <w:start w:w="28" w:type="dxa"/>
+          <w:left w:w="28" w:type="dxa"/>
           <w:bottom w:w="28" w:type="dxa"/>
-          <w:end w:w="28" w:type="dxa"/>
+          <w:right w:w="28" w:type="dxa"/>
         </w:tblCellMar>
       </w:tblPr>
       <w:tblGrid>
@@ -2549,7 +2483,7 @@
           </w:tcPr>
           <w:p>
             <w:pPr>
-              <w:pStyle w:val="TableHeading"/>
+              <w:pStyle w:val="Ttulodetabela"/>
               <w:suppressLineNumbers/>
               <w:bidi w:val="0"/>
               <w:spacing w:before="0" w:after="283"/>
@@ -2570,7 +2504,7 @@
           </w:tcPr>
           <w:p>
             <w:pPr>
-              <w:pStyle w:val="TableHeading"/>
+              <w:pStyle w:val="Ttulodetabela"/>
               <w:suppressLineNumbers/>
               <w:bidi w:val="0"/>
               <w:spacing w:before="0" w:after="283"/>
@@ -2594,7 +2528,7 @@
           </w:tcPr>
           <w:p>
             <w:pPr>
-              <w:pStyle w:val="TableContents"/>
+              <w:pStyle w:val="Contedodatabela"/>
               <w:bidi w:val="0"/>
               <w:spacing w:before="0" w:after="283"/>
               <w:rPr/>
@@ -2613,7 +2547,7 @@
           </w:tcPr>
           <w:p>
             <w:pPr>
-              <w:pStyle w:val="TableContents"/>
+              <w:pStyle w:val="Contedodatabela"/>
               <w:bidi w:val="0"/>
               <w:spacing w:before="0" w:after="283"/>
               <w:rPr/>
@@ -2635,7 +2569,7 @@
           </w:tcPr>
           <w:p>
             <w:pPr>
-              <w:pStyle w:val="TableContents"/>
+              <w:pStyle w:val="Contedodatabela"/>
               <w:bidi w:val="0"/>
               <w:spacing w:before="0" w:after="283"/>
               <w:rPr/>
@@ -2654,7 +2588,7 @@
           </w:tcPr>
           <w:p>
             <w:pPr>
-              <w:pStyle w:val="TableContents"/>
+              <w:pStyle w:val="Contedodatabela"/>
               <w:bidi w:val="0"/>
               <w:spacing w:before="0" w:after="283"/>
               <w:rPr/>
@@ -2676,7 +2610,7 @@
           </w:tcPr>
           <w:p>
             <w:pPr>
-              <w:pStyle w:val="TableContents"/>
+              <w:pStyle w:val="Contedodatabela"/>
               <w:bidi w:val="0"/>
               <w:spacing w:before="0" w:after="283"/>
               <w:rPr/>
@@ -2695,7 +2629,7 @@
           </w:tcPr>
           <w:p>
             <w:pPr>
-              <w:pStyle w:val="TableContents"/>
+              <w:pStyle w:val="Contedodatabela"/>
               <w:bidi w:val="0"/>
               <w:spacing w:before="0" w:after="283"/>
               <w:rPr/>
@@ -2717,7 +2651,7 @@
           </w:tcPr>
           <w:p>
             <w:pPr>
-              <w:pStyle w:val="TableContents"/>
+              <w:pStyle w:val="Contedodatabela"/>
               <w:bidi w:val="0"/>
               <w:spacing w:before="0" w:after="283"/>
               <w:rPr/>
@@ -2736,7 +2670,7 @@
           </w:tcPr>
           <w:p>
             <w:pPr>
-              <w:pStyle w:val="TableContents"/>
+              <w:pStyle w:val="Contedodatabela"/>
               <w:bidi w:val="0"/>
               <w:spacing w:before="0" w:after="283"/>
               <w:rPr/>
@@ -2758,7 +2692,7 @@
           </w:tcPr>
           <w:p>
             <w:pPr>
-              <w:pStyle w:val="TableContents"/>
+              <w:pStyle w:val="Contedodatabela"/>
               <w:bidi w:val="0"/>
               <w:spacing w:before="0" w:after="283"/>
               <w:rPr/>
@@ -2777,7 +2711,7 @@
           </w:tcPr>
           <w:p>
             <w:pPr>
-              <w:pStyle w:val="TableContents"/>
+              <w:pStyle w:val="Contedodatabela"/>
               <w:bidi w:val="0"/>
               <w:spacing w:before="0" w:after="283"/>
               <w:rPr/>
@@ -2799,7 +2733,7 @@
           </w:tcPr>
           <w:p>
             <w:pPr>
-              <w:pStyle w:val="TableContents"/>
+              <w:pStyle w:val="Contedodatabela"/>
               <w:bidi w:val="0"/>
               <w:spacing w:before="0" w:after="283"/>
               <w:rPr/>
@@ -2818,7 +2752,7 @@
           </w:tcPr>
           <w:p>
             <w:pPr>
-              <w:pStyle w:val="TableContents"/>
+              <w:pStyle w:val="Contedodatabela"/>
               <w:bidi w:val="0"/>
               <w:spacing w:before="0" w:after="283"/>
               <w:rPr/>
@@ -2840,7 +2774,7 @@
           </w:tcPr>
           <w:p>
             <w:pPr>
-              <w:pStyle w:val="TableContents"/>
+              <w:pStyle w:val="Contedodatabela"/>
               <w:bidi w:val="0"/>
               <w:spacing w:before="0" w:after="283"/>
               <w:rPr/>
@@ -2859,7 +2793,7 @@
           </w:tcPr>
           <w:p>
             <w:pPr>
-              <w:pStyle w:val="TableContents"/>
+              <w:pStyle w:val="Contedodatabela"/>
               <w:bidi w:val="0"/>
               <w:spacing w:before="0" w:after="283"/>
               <w:rPr/>
@@ -2881,7 +2815,7 @@
           </w:tcPr>
           <w:p>
             <w:pPr>
-              <w:pStyle w:val="TableContents"/>
+              <w:pStyle w:val="Contedodatabela"/>
               <w:bidi w:val="0"/>
               <w:spacing w:before="0" w:after="283"/>
               <w:rPr/>
@@ -2900,7 +2834,7 @@
           </w:tcPr>
           <w:p>
             <w:pPr>
-              <w:pStyle w:val="TableContents"/>
+              <w:pStyle w:val="Contedodatabela"/>
               <w:bidi w:val="0"/>
               <w:spacing w:before="0" w:after="283"/>
               <w:rPr/>
@@ -2922,7 +2856,7 @@
           </w:tcPr>
           <w:p>
             <w:pPr>
-              <w:pStyle w:val="TableContents"/>
+              <w:pStyle w:val="Contedodatabela"/>
               <w:bidi w:val="0"/>
               <w:spacing w:before="0" w:after="283"/>
               <w:rPr/>
@@ -2941,7 +2875,7 @@
           </w:tcPr>
           <w:p>
             <w:pPr>
-              <w:pStyle w:val="TableContents"/>
+              <w:pStyle w:val="Contedodatabela"/>
               <w:bidi w:val="0"/>
               <w:spacing w:before="0" w:after="283"/>
               <w:rPr/>
@@ -2963,7 +2897,7 @@
           </w:tcPr>
           <w:p>
             <w:pPr>
-              <w:pStyle w:val="TableContents"/>
+              <w:pStyle w:val="Contedodatabela"/>
               <w:bidi w:val="0"/>
               <w:spacing w:before="0" w:after="283"/>
               <w:rPr/>
@@ -2982,7 +2916,7 @@
           </w:tcPr>
           <w:p>
             <w:pPr>
-              <w:pStyle w:val="TableContents"/>
+              <w:pStyle w:val="Contedodatabela"/>
               <w:bidi w:val="0"/>
               <w:spacing w:before="0" w:after="283"/>
               <w:rPr/>
@@ -2997,7 +2931,7 @@
     </w:tbl>
     <w:p>
       <w:pPr>
-        <w:pStyle w:val="TextBodysource"/>
+        <w:pStyle w:val="Corpodotextosource"/>
         <w:bidi w:val="0"/>
         <w:rPr/>
       </w:pPr>
@@ -3008,9 +2942,9 @@
     </w:p>
     <w:p>
       <w:pPr>
-        <w:pStyle w:val="Heading1chapter"/>
-        <w:bidi w:val="0"/>
-        <w:jc w:val="start"/>
+        <w:pStyle w:val="Ttulo1chapter"/>
+        <w:bidi w:val="0"/>
+        <w:jc w:val="left"/>
         <w:rPr/>
       </w:pPr>
       <w:r>
@@ -3020,14 +2954,14 @@
     </w:p>
     <w:p>
       <w:pPr>
-        <w:pStyle w:val="Heading2"/>
+        <w:pStyle w:val="Ttulo2"/>
         <w:numPr>
           <w:ilvl w:val="0"/>
           <w:numId w:val="0"/>
         </w:numPr>
         <w:bidi w:val="0"/>
         <w:spacing w:lineRule="auto" w:line="360" w:before="200" w:after="120"/>
-        <w:jc w:val="start"/>
+        <w:jc w:val="left"/>
         <w:rPr/>
       </w:pPr>
       <w:r>
@@ -3037,7 +2971,7 @@
     </w:p>
     <w:p>
       <w:pPr>
-        <w:pStyle w:val="TextBody"/>
+        <w:pStyle w:val="Corpodotexto"/>
         <w:bidi w:val="0"/>
         <w:spacing w:before="0" w:after="283"/>
         <w:rPr/>
@@ -3048,7 +2982,7 @@
       </w:r>
       <w:r>
         <w:rPr>
-          <w:rStyle w:val="SourceText"/>
+          <w:rStyle w:val="Cdigofonte"/>
         </w:rPr>
         <w:t>/api/v1</w:t>
       </w:r>
@@ -3059,14 +2993,14 @@
     </w:p>
     <w:p>
       <w:pPr>
-        <w:pStyle w:val="Heading2"/>
+        <w:pStyle w:val="Ttulo2"/>
         <w:numPr>
           <w:ilvl w:val="0"/>
           <w:numId w:val="0"/>
         </w:numPr>
         <w:bidi w:val="0"/>
         <w:spacing w:lineRule="auto" w:line="360" w:before="200" w:after="120"/>
-        <w:jc w:val="start"/>
+        <w:jc w:val="left"/>
         <w:rPr/>
       </w:pPr>
       <w:r>
@@ -3076,7 +3010,7 @@
     </w:p>
     <w:p>
       <w:pPr>
-        <w:pStyle w:val="TextBody"/>
+        <w:pStyle w:val="Corpodotexto"/>
         <w:bidi w:val="0"/>
         <w:spacing w:before="0" w:after="283"/>
         <w:rPr/>
@@ -3087,7 +3021,7 @@
       </w:r>
       <w:r>
         <w:rPr>
-          <w:rStyle w:val="SourceText"/>
+          <w:rStyle w:val="Cdigofonte"/>
         </w:rPr>
         <w:t>/v1</w:t>
       </w:r>
@@ -3098,14 +3032,14 @@
     </w:p>
     <w:p>
       <w:pPr>
-        <w:pStyle w:val="Heading2"/>
+        <w:pStyle w:val="Ttulo2"/>
         <w:numPr>
           <w:ilvl w:val="0"/>
           <w:numId w:val="0"/>
         </w:numPr>
         <w:bidi w:val="0"/>
         <w:spacing w:lineRule="auto" w:line="360" w:before="200" w:after="120"/>
-        <w:jc w:val="start"/>
+        <w:jc w:val="left"/>
         <w:rPr/>
       </w:pPr>
       <w:r>
@@ -3115,7 +3049,7 @@
     </w:p>
     <w:p>
       <w:pPr>
-        <w:pStyle w:val="TextBody"/>
+        <w:pStyle w:val="Corpodotexto"/>
         <w:bidi w:val="0"/>
         <w:spacing w:before="0" w:after="283"/>
         <w:rPr/>
@@ -3127,9 +3061,9 @@
     </w:p>
     <w:p>
       <w:pPr>
-        <w:pStyle w:val="Heading1chapter"/>
-        <w:bidi w:val="0"/>
-        <w:jc w:val="start"/>
+        <w:pStyle w:val="Ttulo1chapter"/>
+        <w:bidi w:val="0"/>
+        <w:jc w:val="left"/>
         <w:rPr/>
       </w:pPr>
       <w:r>
@@ -3139,14 +3073,14 @@
     </w:p>
     <w:p>
       <w:pPr>
-        <w:pStyle w:val="Heading2"/>
+        <w:pStyle w:val="Ttulo2"/>
         <w:numPr>
           <w:ilvl w:val="0"/>
           <w:numId w:val="0"/>
         </w:numPr>
         <w:bidi w:val="0"/>
         <w:spacing w:lineRule="auto" w:line="360" w:before="200" w:after="120"/>
-        <w:jc w:val="start"/>
+        <w:jc w:val="left"/>
         <w:rPr/>
       </w:pPr>
       <w:r>
@@ -3156,7 +3090,7 @@
     </w:p>
     <w:p>
       <w:pPr>
-        <w:pStyle w:val="TextBody"/>
+        <w:pStyle w:val="Corpodotexto"/>
         <w:bidi w:val="0"/>
         <w:spacing w:before="0" w:after="283"/>
         <w:rPr/>
@@ -3168,14 +3102,14 @@
     </w:p>
     <w:p>
       <w:pPr>
-        <w:pStyle w:val="Heading2"/>
+        <w:pStyle w:val="Ttulo2"/>
         <w:numPr>
           <w:ilvl w:val="0"/>
           <w:numId w:val="0"/>
         </w:numPr>
         <w:bidi w:val="0"/>
         <w:spacing w:lineRule="auto" w:line="360" w:before="200" w:after="120"/>
-        <w:jc w:val="start"/>
+        <w:jc w:val="left"/>
         <w:rPr/>
       </w:pPr>
       <w:r>
@@ -3185,7 +3119,7 @@
     </w:p>
     <w:p>
       <w:pPr>
-        <w:pStyle w:val="TextBody"/>
+        <w:pStyle w:val="Corpodotexto"/>
         <w:bidi w:val="0"/>
         <w:spacing w:before="0" w:after="283"/>
         <w:rPr/>
@@ -3196,7 +3130,7 @@
       </w:r>
       <w:r>
         <w:rPr>
-          <w:rStyle w:val="SourceText"/>
+          <w:rStyle w:val="Cdigofonte"/>
         </w:rPr>
         <w:t>GET /api/v1/reports/project-analytics</w:t>
       </w:r>
@@ -3206,7 +3140,7 @@
       </w:r>
       <w:r>
         <w:rPr>
-          <w:rStyle w:val="SourceText"/>
+          <w:rStyle w:val="Cdigofonte"/>
         </w:rPr>
         <w:t>financial.view</w:t>
       </w:r>
@@ -3216,7 +3150,7 @@
       </w:r>
       <w:r>
         <w:rPr>
-          <w:rStyle w:val="SourceText"/>
+          <w:rStyle w:val="Cdigofonte"/>
         </w:rPr>
         <w:t>from</w:t>
       </w:r>
@@ -3226,7 +3160,7 @@
       </w:r>
       <w:r>
         <w:rPr>
-          <w:rStyle w:val="SourceText"/>
+          <w:rStyle w:val="Cdigofonte"/>
         </w:rPr>
         <w:t>to</w:t>
       </w:r>
@@ -3236,7 +3170,7 @@
       </w:r>
       <w:r>
         <w:rPr>
-          <w:rStyle w:val="SourceText"/>
+          <w:rStyle w:val="Cdigofonte"/>
         </w:rPr>
         <w:t>project_id</w:t>
       </w:r>
@@ -3246,7 +3180,7 @@
       </w:r>
       <w:r>
         <w:rPr>
-          <w:rStyle w:val="SourceText"/>
+          <w:rStyle w:val="Cdigofonte"/>
         </w:rPr>
         <w:t>scripts/project_analytics.py</w:t>
       </w:r>
@@ -3257,7 +3191,7 @@
     </w:p>
     <w:p>
       <w:pPr>
-        <w:pStyle w:val="TextBody"/>
+        <w:pStyle w:val="Corpodotexto"/>
         <w:bidi w:val="0"/>
         <w:spacing w:before="0" w:after="283"/>
         <w:rPr/>
@@ -3268,7 +3202,7 @@
       </w:r>
       <w:r>
         <w:rPr>
-          <w:rStyle w:val="SourceText"/>
+          <w:rStyle w:val="Cdigofonte"/>
         </w:rPr>
         <w:t>PYTHON_BINARY</w:t>
       </w:r>
@@ -3279,14 +3213,14 @@
     </w:p>
     <w:p>
       <w:pPr>
-        <w:pStyle w:val="Heading2"/>
+        <w:pStyle w:val="Ttulo2"/>
         <w:numPr>
           <w:ilvl w:val="0"/>
           <w:numId w:val="0"/>
         </w:numPr>
         <w:bidi w:val="0"/>
         <w:spacing w:lineRule="auto" w:line="360" w:before="200" w:after="120"/>
-        <w:jc w:val="start"/>
+        <w:jc w:val="left"/>
         <w:rPr/>
       </w:pPr>
       <w:r>
@@ -3296,7 +3230,7 @@
     </w:p>
     <w:p>
       <w:pPr>
-        <w:pStyle w:val="TextBody"/>
+        <w:pStyle w:val="Corpodotexto"/>
         <w:bidi w:val="0"/>
         <w:spacing w:before="0" w:after="283"/>
         <w:rPr/>
@@ -3308,9 +3242,9 @@
     </w:p>
     <w:p>
       <w:pPr>
-        <w:pStyle w:val="Heading1chapter"/>
-        <w:bidi w:val="0"/>
-        <w:jc w:val="start"/>
+        <w:pStyle w:val="Ttulo1chapter"/>
+        <w:bidi w:val="0"/>
+        <w:jc w:val="left"/>
         <w:rPr/>
       </w:pPr>
       <w:r>
@@ -3320,14 +3254,14 @@
     </w:p>
     <w:p>
       <w:pPr>
-        <w:pStyle w:val="Heading2"/>
+        <w:pStyle w:val="Ttulo2"/>
         <w:numPr>
           <w:ilvl w:val="0"/>
           <w:numId w:val="0"/>
         </w:numPr>
         <w:bidi w:val="0"/>
         <w:spacing w:lineRule="auto" w:line="360" w:before="200" w:after="120"/>
-        <w:jc w:val="start"/>
+        <w:jc w:val="left"/>
         <w:rPr/>
       </w:pPr>
       <w:r>
@@ -3337,7 +3271,7 @@
     </w:p>
     <w:p>
       <w:pPr>
-        <w:pStyle w:val="TextBody"/>
+        <w:pStyle w:val="Corpodotexto"/>
         <w:bidi w:val="0"/>
         <w:spacing w:before="0" w:after="283"/>
         <w:rPr/>
@@ -3348,7 +3282,7 @@
       </w:r>
       <w:r>
         <w:rPr>
-          <w:rStyle w:val="SourceText"/>
+          <w:rStyle w:val="Cdigofonte"/>
         </w:rPr>
         <w:t>iniciar.sh</w:t>
       </w:r>
@@ -3359,10 +3293,10 @@
     </w:p>
     <w:p>
       <w:pPr>
-        <w:pStyle w:val="TextBodymono"/>
+        <w:pStyle w:val="Corpodotextomono"/>
         <w:bidi w:val="0"/>
         <w:spacing w:lineRule="auto" w:line="288"/>
-        <w:jc w:val="start"/>
+        <w:jc w:val="left"/>
         <w:rPr/>
       </w:pPr>
       <w:r>
@@ -3372,7 +3306,7 @@
     </w:p>
     <w:p>
       <w:pPr>
-        <w:pStyle w:val="TextBody"/>
+        <w:pStyle w:val="Corpodotexto"/>
         <w:bidi w:val="0"/>
         <w:spacing w:before="0" w:after="283"/>
         <w:rPr/>
@@ -3383,7 +3317,7 @@
       </w:r>
       <w:r>
         <w:rPr>
-          <w:rStyle w:val="SourceText"/>
+          <w:rStyle w:val="Cdigofonte"/>
         </w:rPr>
         <w:t>http://localhost:8000</w:t>
       </w:r>
@@ -3393,7 +3327,7 @@
       </w:r>
       <w:r>
         <w:rPr>
-          <w:rStyle w:val="SourceText"/>
+          <w:rStyle w:val="Cdigofonte"/>
         </w:rPr>
         <w:t>Ctrl+C</w:t>
       </w:r>
@@ -3404,14 +3338,14 @@
     </w:p>
     <w:p>
       <w:pPr>
-        <w:pStyle w:val="Heading2"/>
+        <w:pStyle w:val="Ttulo2"/>
         <w:numPr>
           <w:ilvl w:val="0"/>
           <w:numId w:val="0"/>
         </w:numPr>
         <w:bidi w:val="0"/>
         <w:spacing w:lineRule="auto" w:line="360" w:before="200" w:after="120"/>
-        <w:jc w:val="start"/>
+        <w:jc w:val="left"/>
         <w:rPr/>
       </w:pPr>
       <w:r>
@@ -3421,10 +3355,10 @@
     </w:p>
     <w:p>
       <w:pPr>
-        <w:pStyle w:val="TextBodymono"/>
+        <w:pStyle w:val="Corpodotextomono"/>
         <w:bidi w:val="0"/>
         <w:spacing w:lineRule="auto" w:line="288"/>
-        <w:jc w:val="start"/>
+        <w:jc w:val="left"/>
         <w:rPr/>
       </w:pPr>
       <w:r>
@@ -3434,7 +3368,7 @@
     </w:p>
     <w:p>
       <w:pPr>
-        <w:pStyle w:val="TextBody"/>
+        <w:pStyle w:val="Corpodotexto"/>
         <w:bidi w:val="0"/>
         <w:spacing w:before="0" w:after="283"/>
         <w:rPr/>
@@ -3445,7 +3379,7 @@
       </w:r>
       <w:r>
         <w:rPr>
-          <w:rStyle w:val="SourceText"/>
+          <w:rStyle w:val="Cdigofonte"/>
         </w:rPr>
         <w:t>--user</w:t>
       </w:r>
@@ -3455,7 +3389,7 @@
       </w:r>
       <w:r>
         <w:rPr>
-          <w:rStyle w:val="SourceText"/>
+          <w:rStyle w:val="Cdigofonte"/>
         </w:rPr>
         <w:t>PYTHON_BINARY</w:t>
       </w:r>
@@ -3466,14 +3400,14 @@
     </w:p>
     <w:p>
       <w:pPr>
-        <w:pStyle w:val="Heading2"/>
+        <w:pStyle w:val="Ttulo2"/>
         <w:numPr>
           <w:ilvl w:val="0"/>
           <w:numId w:val="0"/>
         </w:numPr>
         <w:bidi w:val="0"/>
         <w:spacing w:lineRule="auto" w:line="360" w:before="200" w:after="120"/>
-        <w:jc w:val="start"/>
+        <w:jc w:val="left"/>
         <w:rPr/>
       </w:pPr>
       <w:r>
@@ -3483,10 +3417,10 @@
     </w:p>
     <w:p>
       <w:pPr>
-        <w:pStyle w:val="TextBodymono"/>
+        <w:pStyle w:val="Corpodotextomono"/>
         <w:bidi w:val="0"/>
         <w:spacing w:lineRule="auto" w:line="288"/>
-        <w:jc w:val="start"/>
+        <w:jc w:val="left"/>
         <w:rPr/>
       </w:pPr>
       <w:r>
@@ -3496,7 +3430,7 @@
     </w:p>
     <w:p>
       <w:pPr>
-        <w:pStyle w:val="TextBody"/>
+        <w:pStyle w:val="Corpodotexto"/>
         <w:bidi w:val="0"/>
         <w:spacing w:before="0" w:after="283"/>
         <w:rPr/>
@@ -3507,7 +3441,7 @@
       </w:r>
       <w:r>
         <w:rPr>
-          <w:rStyle w:val="SourceText"/>
+          <w:rStyle w:val="Cdigofonte"/>
         </w:rPr>
         <w:t>.env</w:t>
       </w:r>
@@ -3518,9 +3452,9 @@
     </w:p>
     <w:p>
       <w:pPr>
-        <w:pStyle w:val="Heading1chapter"/>
-        <w:bidi w:val="0"/>
-        <w:jc w:val="start"/>
+        <w:pStyle w:val="Ttulo1chapter"/>
+        <w:bidi w:val="0"/>
+        <w:jc w:val="left"/>
         <w:rPr/>
       </w:pPr>
       <w:r>
@@ -3530,14 +3464,14 @@
     </w:p>
     <w:p>
       <w:pPr>
-        <w:pStyle w:val="Heading2"/>
+        <w:pStyle w:val="Ttulo2"/>
         <w:numPr>
           <w:ilvl w:val="0"/>
           <w:numId w:val="0"/>
         </w:numPr>
         <w:bidi w:val="0"/>
         <w:spacing w:lineRule="auto" w:line="360" w:before="200" w:after="120"/>
-        <w:jc w:val="start"/>
+        <w:jc w:val="left"/>
         <w:rPr/>
       </w:pPr>
       <w:r>
@@ -3547,7 +3481,7 @@
     </w:p>
     <w:p>
       <w:pPr>
-        <w:pStyle w:val="TextBody"/>
+        <w:pStyle w:val="Corpodotexto"/>
         <w:bidi w:val="0"/>
         <w:spacing w:before="0" w:after="283"/>
         <w:rPr/>
@@ -3559,7 +3493,7 @@
     </w:p>
     <w:p>
       <w:pPr>
-        <w:pStyle w:val="TextBody"/>
+        <w:pStyle w:val="Corpodotexto"/>
         <w:bidi w:val="0"/>
         <w:spacing w:before="0" w:after="0"/>
         <w:jc w:val="center"/>
@@ -3573,14 +3507,14 @@
     <w:tbl>
       <w:tblPr>
         <w:tblW w:w="9405" w:type="dxa"/>
-        <w:jc w:val="start"/>
+        <w:jc w:val="left"/>
         <w:tblInd w:w="0" w:type="dxa"/>
         <w:tblLayout w:type="fixed"/>
         <w:tblCellMar>
           <w:top w:w="28" w:type="dxa"/>
-          <w:start w:w="28" w:type="dxa"/>
+          <w:left w:w="28" w:type="dxa"/>
           <w:bottom w:w="28" w:type="dxa"/>
-          <w:end w:w="28" w:type="dxa"/>
+          <w:right w:w="28" w:type="dxa"/>
         </w:tblCellMar>
       </w:tblPr>
       <w:tblGrid>
@@ -3600,7 +3534,7 @@
           </w:tcPr>
           <w:p>
             <w:pPr>
-              <w:pStyle w:val="TableHeading"/>
+              <w:pStyle w:val="Ttulodetabela"/>
               <w:suppressLineNumbers/>
               <w:bidi w:val="0"/>
               <w:spacing w:before="0" w:after="283"/>
@@ -3621,7 +3555,7 @@
           </w:tcPr>
           <w:p>
             <w:pPr>
-              <w:pStyle w:val="TableHeading"/>
+              <w:pStyle w:val="Ttulodetabela"/>
               <w:suppressLineNumbers/>
               <w:bidi w:val="0"/>
               <w:spacing w:before="0" w:after="283"/>
@@ -3642,7 +3576,7 @@
           </w:tcPr>
           <w:p>
             <w:pPr>
-              <w:pStyle w:val="TableHeading"/>
+              <w:pStyle w:val="Ttulodetabela"/>
               <w:suppressLineNumbers/>
               <w:bidi w:val="0"/>
               <w:spacing w:before="0" w:after="283"/>
@@ -3666,7 +3600,7 @@
           </w:tcPr>
           <w:p>
             <w:pPr>
-              <w:pStyle w:val="TableContents"/>
+              <w:pStyle w:val="Contedodatabela"/>
               <w:bidi w:val="0"/>
               <w:spacing w:before="0" w:after="283"/>
               <w:rPr/>
@@ -3685,7 +3619,7 @@
           </w:tcPr>
           <w:p>
             <w:pPr>
-              <w:pStyle w:val="TableContents"/>
+              <w:pStyle w:val="Contedodatabela"/>
               <w:bidi w:val="0"/>
               <w:spacing w:before="0" w:after="283"/>
               <w:rPr/>
@@ -3704,7 +3638,7 @@
           </w:tcPr>
           <w:p>
             <w:pPr>
-              <w:pStyle w:val="TableContents"/>
+              <w:pStyle w:val="Contedodatabela"/>
               <w:bidi w:val="0"/>
               <w:spacing w:before="0" w:after="283"/>
               <w:rPr/>
@@ -3726,7 +3660,7 @@
           </w:tcPr>
           <w:p>
             <w:pPr>
-              <w:pStyle w:val="TableContents"/>
+              <w:pStyle w:val="Contedodatabela"/>
               <w:bidi w:val="0"/>
               <w:spacing w:before="0" w:after="283"/>
               <w:rPr/>
@@ -3745,7 +3679,7 @@
           </w:tcPr>
           <w:p>
             <w:pPr>
-              <w:pStyle w:val="TableContents"/>
+              <w:pStyle w:val="Contedodatabela"/>
               <w:bidi w:val="0"/>
               <w:spacing w:before="0" w:after="283"/>
               <w:rPr/>
@@ -3764,7 +3698,7 @@
           </w:tcPr>
           <w:p>
             <w:pPr>
-              <w:pStyle w:val="TableContents"/>
+              <w:pStyle w:val="Contedodatabela"/>
               <w:bidi w:val="0"/>
               <w:spacing w:before="0" w:after="283"/>
               <w:rPr/>
@@ -3786,7 +3720,7 @@
           </w:tcPr>
           <w:p>
             <w:pPr>
-              <w:pStyle w:val="TableContents"/>
+              <w:pStyle w:val="Contedodatabela"/>
               <w:bidi w:val="0"/>
               <w:spacing w:before="0" w:after="283"/>
               <w:rPr/>
@@ -3805,7 +3739,7 @@
           </w:tcPr>
           <w:p>
             <w:pPr>
-              <w:pStyle w:val="TableContents"/>
+              <w:pStyle w:val="Contedodatabela"/>
               <w:bidi w:val="0"/>
               <w:spacing w:before="0" w:after="283"/>
               <w:rPr/>
@@ -3824,7 +3758,7 @@
           </w:tcPr>
           <w:p>
             <w:pPr>
-              <w:pStyle w:val="TableContents"/>
+              <w:pStyle w:val="Contedodatabela"/>
               <w:bidi w:val="0"/>
               <w:spacing w:before="0" w:after="283"/>
               <w:rPr/>
@@ -3846,7 +3780,7 @@
           </w:tcPr>
           <w:p>
             <w:pPr>
-              <w:pStyle w:val="TableContents"/>
+              <w:pStyle w:val="Contedodatabela"/>
               <w:bidi w:val="0"/>
               <w:spacing w:before="0" w:after="283"/>
               <w:rPr/>
@@ -3865,7 +3799,7 @@
           </w:tcPr>
           <w:p>
             <w:pPr>
-              <w:pStyle w:val="TableContents"/>
+              <w:pStyle w:val="Contedodatabela"/>
               <w:bidi w:val="0"/>
               <w:spacing w:before="0" w:after="283"/>
               <w:rPr/>
@@ -3884,7 +3818,7 @@
           </w:tcPr>
           <w:p>
             <w:pPr>
-              <w:pStyle w:val="TableContents"/>
+              <w:pStyle w:val="Contedodatabela"/>
               <w:bidi w:val="0"/>
               <w:spacing w:before="0" w:after="283"/>
               <w:rPr/>
@@ -3899,7 +3833,7 @@
     </w:tbl>
     <w:p>
       <w:pPr>
-        <w:pStyle w:val="TextBodysource"/>
+        <w:pStyle w:val="Corpodotextosource"/>
         <w:bidi w:val="0"/>
         <w:rPr/>
       </w:pPr>
@@ -3910,14 +3844,14 @@
     </w:p>
     <w:p>
       <w:pPr>
-        <w:pStyle w:val="Heading2"/>
+        <w:pStyle w:val="Ttulo2"/>
         <w:numPr>
           <w:ilvl w:val="0"/>
           <w:numId w:val="0"/>
         </w:numPr>
         <w:bidi w:val="0"/>
         <w:spacing w:lineRule="auto" w:line="360" w:before="200" w:after="120"/>
-        <w:jc w:val="start"/>
+        <w:jc w:val="left"/>
         <w:rPr/>
       </w:pPr>
       <w:r>
@@ -3927,7 +3861,7 @@
     </w:p>
     <w:p>
       <w:pPr>
-        <w:pStyle w:val="TextBody"/>
+        <w:pStyle w:val="Corpodotexto"/>
         <w:bidi w:val="0"/>
         <w:spacing w:before="0" w:after="283"/>
         <w:rPr/>
@@ -3939,9 +3873,9 @@
     </w:p>
     <w:p>
       <w:pPr>
-        <w:pStyle w:val="Heading1chapter"/>
-        <w:bidi w:val="0"/>
-        <w:jc w:val="start"/>
+        <w:pStyle w:val="Ttulo1chapter"/>
+        <w:bidi w:val="0"/>
+        <w:jc w:val="left"/>
         <w:rPr/>
       </w:pPr>
       <w:r>
@@ -3951,7 +3885,7 @@
     </w:p>
     <w:p>
       <w:pPr>
-        <w:pStyle w:val="TextBody"/>
+        <w:pStyle w:val="Corpodotexto"/>
         <w:bidi w:val="0"/>
         <w:spacing w:before="0" w:after="0"/>
         <w:jc w:val="center"/>
@@ -3965,14 +3899,14 @@
     <w:tbl>
       <w:tblPr>
         <w:tblW w:w="9405" w:type="dxa"/>
-        <w:jc w:val="start"/>
+        <w:jc w:val="left"/>
         <w:tblInd w:w="0" w:type="dxa"/>
         <w:tblLayout w:type="fixed"/>
         <w:tblCellMar>
           <w:top w:w="28" w:type="dxa"/>
-          <w:start w:w="28" w:type="dxa"/>
+          <w:left w:w="28" w:type="dxa"/>
           <w:bottom w:w="28" w:type="dxa"/>
-          <w:end w:w="28" w:type="dxa"/>
+          <w:right w:w="28" w:type="dxa"/>
         </w:tblCellMar>
       </w:tblPr>
       <w:tblGrid>
@@ -3992,7 +3926,7 @@
           </w:tcPr>
           <w:p>
             <w:pPr>
-              <w:pStyle w:val="TableHeading"/>
+              <w:pStyle w:val="Ttulodetabela"/>
               <w:suppressLineNumbers/>
               <w:bidi w:val="0"/>
               <w:spacing w:before="0" w:after="283"/>
@@ -4013,7 +3947,7 @@
           </w:tcPr>
           <w:p>
             <w:pPr>
-              <w:pStyle w:val="TableHeading"/>
+              <w:pStyle w:val="Ttulodetabela"/>
               <w:suppressLineNumbers/>
               <w:bidi w:val="0"/>
               <w:spacing w:before="0" w:after="283"/>
@@ -4034,7 +3968,7 @@
           </w:tcPr>
           <w:p>
             <w:pPr>
-              <w:pStyle w:val="TableHeading"/>
+              <w:pStyle w:val="Ttulodetabela"/>
               <w:suppressLineNumbers/>
               <w:bidi w:val="0"/>
               <w:spacing w:before="0" w:after="283"/>
@@ -4058,7 +3992,7 @@
           </w:tcPr>
           <w:p>
             <w:pPr>
-              <w:pStyle w:val="TableContents"/>
+              <w:pStyle w:val="Contedodatabela"/>
               <w:bidi w:val="0"/>
               <w:spacing w:before="0" w:after="283"/>
               <w:rPr/>
@@ -4077,14 +4011,14 @@
           </w:tcPr>
           <w:p>
             <w:pPr>
-              <w:pStyle w:val="TableContents"/>
+              <w:pStyle w:val="Contedodatabela"/>
               <w:bidi w:val="0"/>
               <w:spacing w:before="0" w:after="283"/>
               <w:rPr/>
             </w:pPr>
             <w:r>
               <w:rPr>
-                <w:rStyle w:val="SourceText"/>
+                <w:rStyle w:val="Cdigofonte"/>
               </w:rPr>
               <w:t>16bb9fa</w:t>
             </w:r>
@@ -4098,7 +4032,7 @@
           </w:tcPr>
           <w:p>
             <w:pPr>
-              <w:pStyle w:val="TableContents"/>
+              <w:pStyle w:val="Contedodatabela"/>
               <w:bidi w:val="0"/>
               <w:spacing w:before="0" w:after="283"/>
               <w:rPr/>
@@ -4120,7 +4054,7 @@
           </w:tcPr>
           <w:p>
             <w:pPr>
-              <w:pStyle w:val="TableContents"/>
+              <w:pStyle w:val="Contedodatabela"/>
               <w:bidi w:val="0"/>
               <w:spacing w:before="0" w:after="283"/>
               <w:rPr/>
@@ -4139,14 +4073,14 @@
           </w:tcPr>
           <w:p>
             <w:pPr>
-              <w:pStyle w:val="TableContents"/>
+              <w:pStyle w:val="Contedodatabela"/>
               <w:bidi w:val="0"/>
               <w:spacing w:before="0" w:after="283"/>
               <w:rPr/>
             </w:pPr>
             <w:r>
               <w:rPr>
-                <w:rStyle w:val="SourceText"/>
+                <w:rStyle w:val="Cdigofonte"/>
               </w:rPr>
               <w:t>1aaa0cf</w:t>
             </w:r>
@@ -4160,7 +4094,7 @@
           </w:tcPr>
           <w:p>
             <w:pPr>
-              <w:pStyle w:val="TableContents"/>
+              <w:pStyle w:val="Contedodatabela"/>
               <w:bidi w:val="0"/>
               <w:spacing w:before="0" w:after="283"/>
               <w:rPr/>
@@ -4182,7 +4116,7 @@
           </w:tcPr>
           <w:p>
             <w:pPr>
-              <w:pStyle w:val="TableContents"/>
+              <w:pStyle w:val="Contedodatabela"/>
               <w:bidi w:val="0"/>
               <w:spacing w:before="0" w:after="283"/>
               <w:rPr/>
@@ -4201,14 +4135,14 @@
           </w:tcPr>
           <w:p>
             <w:pPr>
-              <w:pStyle w:val="TableContents"/>
+              <w:pStyle w:val="Contedodatabela"/>
               <w:bidi w:val="0"/>
               <w:spacing w:before="0" w:after="283"/>
               <w:rPr/>
             </w:pPr>
             <w:r>
               <w:rPr>
-                <w:rStyle w:val="SourceText"/>
+                <w:rStyle w:val="Cdigofonte"/>
               </w:rPr>
               <w:t>225a2a3</w:t>
             </w:r>
@@ -4222,7 +4156,7 @@
           </w:tcPr>
           <w:p>
             <w:pPr>
-              <w:pStyle w:val="TableContents"/>
+              <w:pStyle w:val="Contedodatabela"/>
               <w:bidi w:val="0"/>
               <w:spacing w:before="0" w:after="283"/>
               <w:rPr/>
@@ -4233,7 +4167,7 @@
             </w:r>
             <w:r>
               <w:rPr>
-                <w:rStyle w:val="SourceText"/>
+                <w:rStyle w:val="Cdigofonte"/>
               </w:rPr>
               <w:t>spot-desktop</w:t>
             </w:r>
@@ -4254,7 +4188,7 @@
           </w:tcPr>
           <w:p>
             <w:pPr>
-              <w:pStyle w:val="TableContents"/>
+              <w:pStyle w:val="Contedodatabela"/>
               <w:bidi w:val="0"/>
               <w:spacing w:before="0" w:after="283"/>
               <w:rPr/>
@@ -4273,14 +4207,14 @@
           </w:tcPr>
           <w:p>
             <w:pPr>
-              <w:pStyle w:val="TableContents"/>
+              <w:pStyle w:val="Contedodatabela"/>
               <w:bidi w:val="0"/>
               <w:spacing w:before="0" w:after="283"/>
               <w:rPr/>
             </w:pPr>
             <w:r>
               <w:rPr>
-                <w:rStyle w:val="SourceText"/>
+                <w:rStyle w:val="Cdigofonte"/>
               </w:rPr>
               <w:t>2c1b8aa</w:t>
             </w:r>
@@ -4294,7 +4228,7 @@
           </w:tcPr>
           <w:p>
             <w:pPr>
-              <w:pStyle w:val="TableContents"/>
+              <w:pStyle w:val="Contedodatabela"/>
               <w:bidi w:val="0"/>
               <w:spacing w:before="0" w:after="283"/>
               <w:rPr/>
@@ -4316,7 +4250,7 @@
           </w:tcPr>
           <w:p>
             <w:pPr>
-              <w:pStyle w:val="TableContents"/>
+              <w:pStyle w:val="Contedodatabela"/>
               <w:bidi w:val="0"/>
               <w:spacing w:before="0" w:after="283"/>
               <w:rPr/>
@@ -4335,14 +4269,14 @@
           </w:tcPr>
           <w:p>
             <w:pPr>
-              <w:pStyle w:val="TableContents"/>
+              <w:pStyle w:val="Contedodatabela"/>
               <w:bidi w:val="0"/>
               <w:spacing w:before="0" w:after="283"/>
               <w:rPr/>
             </w:pPr>
             <w:r>
               <w:rPr>
-                <w:rStyle w:val="SourceText"/>
+                <w:rStyle w:val="Cdigofonte"/>
               </w:rPr>
               <w:t>7400ff7</w:t>
             </w:r>
@@ -4356,7 +4290,7 @@
           </w:tcPr>
           <w:p>
             <w:pPr>
-              <w:pStyle w:val="TableContents"/>
+              <w:pStyle w:val="Contedodatabela"/>
               <w:bidi w:val="0"/>
               <w:spacing w:before="0" w:after="283"/>
               <w:rPr/>
@@ -4378,7 +4312,7 @@
           </w:tcPr>
           <w:p>
             <w:pPr>
-              <w:pStyle w:val="TableContents"/>
+              <w:pStyle w:val="Contedodatabela"/>
               <w:bidi w:val="0"/>
               <w:spacing w:before="0" w:after="283"/>
               <w:rPr/>
@@ -4397,14 +4331,14 @@
           </w:tcPr>
           <w:p>
             <w:pPr>
-              <w:pStyle w:val="TableContents"/>
+              <w:pStyle w:val="Contedodatabela"/>
               <w:bidi w:val="0"/>
               <w:spacing w:before="0" w:after="283"/>
               <w:rPr/>
             </w:pPr>
             <w:r>
               <w:rPr>
-                <w:rStyle w:val="SourceText"/>
+                <w:rStyle w:val="Cdigofonte"/>
               </w:rPr>
               <w:t>8c0412a</w:t>
             </w:r>
@@ -4418,7 +4352,7 @@
           </w:tcPr>
           <w:p>
             <w:pPr>
-              <w:pStyle w:val="TableContents"/>
+              <w:pStyle w:val="Contedodatabela"/>
               <w:bidi w:val="0"/>
               <w:spacing w:before="0" w:after="283"/>
               <w:rPr/>
@@ -4440,7 +4374,7 @@
           </w:tcPr>
           <w:p>
             <w:pPr>
-              <w:pStyle w:val="TableContents"/>
+              <w:pStyle w:val="Contedodatabela"/>
               <w:bidi w:val="0"/>
               <w:spacing w:before="0" w:after="283"/>
               <w:rPr/>
@@ -4459,7 +4393,7 @@
           </w:tcPr>
           <w:p>
             <w:pPr>
-              <w:pStyle w:val="TableContents"/>
+              <w:pStyle w:val="Contedodatabela"/>
               <w:bidi w:val="0"/>
               <w:spacing w:before="0" w:after="283"/>
               <w:rPr/>
@@ -4478,7 +4412,7 @@
           </w:tcPr>
           <w:p>
             <w:pPr>
-              <w:pStyle w:val="TableContents"/>
+              <w:pStyle w:val="Contedodatabela"/>
               <w:bidi w:val="0"/>
               <w:spacing w:before="0" w:after="283"/>
               <w:rPr/>
@@ -4493,7 +4427,7 @@
     </w:tbl>
     <w:p>
       <w:pPr>
-        <w:pStyle w:val="TextBodysource"/>
+        <w:pStyle w:val="Corpodotextosource"/>
         <w:bidi w:val="0"/>
         <w:rPr/>
       </w:pPr>
@@ -4504,9 +4438,9 @@
     </w:p>
     <w:p>
       <w:pPr>
-        <w:pStyle w:val="Heading1chapter"/>
-        <w:bidi w:val="0"/>
-        <w:jc w:val="start"/>
+        <w:pStyle w:val="Ttulo1chapter"/>
+        <w:bidi w:val="0"/>
+        <w:jc w:val="left"/>
         <w:rPr/>
       </w:pPr>
       <w:r>
@@ -4516,7 +4450,7 @@
     </w:p>
     <w:p>
       <w:pPr>
-        <w:pStyle w:val="TextBody"/>
+        <w:pStyle w:val="Corpodotexto"/>
         <w:bidi w:val="0"/>
         <w:spacing w:before="0" w:after="283"/>
         <w:rPr/>
@@ -4528,10 +4462,10 @@
     </w:p>
     <w:p>
       <w:pPr>
-        <w:pStyle w:val="TextBody"/>
+        <w:pStyle w:val="Corpodotexto"/>
         <w:numPr>
           <w:ilvl w:val="0"/>
-          <w:numId w:val="1"/>
+          <w:numId w:val="2"/>
         </w:numPr>
         <w:tabs>
           <w:tab w:val="clear" w:pos="1134"/>
@@ -4539,7 +4473,7 @@
         </w:tabs>
         <w:bidi w:val="0"/>
         <w:spacing w:before="0" w:after="0"/>
-        <w:ind w:start="709" w:hanging="283"/>
+        <w:ind w:left="709" w:hanging="283"/>
         <w:rPr/>
       </w:pPr>
       <w:r>
@@ -4549,10 +4483,10 @@
     </w:p>
     <w:p>
       <w:pPr>
-        <w:pStyle w:val="TextBody"/>
+        <w:pStyle w:val="Corpodotexto"/>
         <w:numPr>
           <w:ilvl w:val="0"/>
-          <w:numId w:val="1"/>
+          <w:numId w:val="2"/>
         </w:numPr>
         <w:tabs>
           <w:tab w:val="clear" w:pos="1134"/>
@@ -4560,7 +4494,7 @@
         </w:tabs>
         <w:bidi w:val="0"/>
         <w:spacing w:before="0" w:after="0"/>
-        <w:ind w:start="709" w:hanging="283"/>
+        <w:ind w:left="709" w:hanging="283"/>
         <w:rPr/>
       </w:pPr>
       <w:r>
@@ -4570,10 +4504,10 @@
     </w:p>
     <w:p>
       <w:pPr>
-        <w:pStyle w:val="TextBody"/>
+        <w:pStyle w:val="Corpodotexto"/>
         <w:numPr>
           <w:ilvl w:val="0"/>
-          <w:numId w:val="1"/>
+          <w:numId w:val="2"/>
         </w:numPr>
         <w:tabs>
           <w:tab w:val="clear" w:pos="1134"/>
@@ -4581,7 +4515,7 @@
         </w:tabs>
         <w:bidi w:val="0"/>
         <w:spacing w:before="0" w:after="0"/>
-        <w:ind w:start="709" w:hanging="283"/>
+        <w:ind w:left="709" w:hanging="283"/>
         <w:rPr/>
       </w:pPr>
       <w:r>
@@ -4591,10 +4525,10 @@
     </w:p>
     <w:p>
       <w:pPr>
-        <w:pStyle w:val="TextBody"/>
+        <w:pStyle w:val="Corpodotexto"/>
         <w:numPr>
           <w:ilvl w:val="0"/>
-          <w:numId w:val="1"/>
+          <w:numId w:val="2"/>
         </w:numPr>
         <w:tabs>
           <w:tab w:val="clear" w:pos="1134"/>
@@ -4602,7 +4536,7 @@
         </w:tabs>
         <w:bidi w:val="0"/>
         <w:spacing w:before="0" w:after="0"/>
-        <w:ind w:start="709" w:hanging="283"/>
+        <w:ind w:left="709" w:hanging="283"/>
         <w:rPr/>
       </w:pPr>
       <w:r>
@@ -4612,10 +4546,10 @@
     </w:p>
     <w:p>
       <w:pPr>
-        <w:pStyle w:val="TextBody"/>
+        <w:pStyle w:val="Corpodotexto"/>
         <w:numPr>
           <w:ilvl w:val="0"/>
-          <w:numId w:val="1"/>
+          <w:numId w:val="2"/>
         </w:numPr>
         <w:tabs>
           <w:tab w:val="clear" w:pos="1134"/>
@@ -4623,7 +4557,7 @@
         </w:tabs>
         <w:bidi w:val="0"/>
         <w:spacing w:before="0" w:after="0"/>
-        <w:ind w:start="709" w:hanging="283"/>
+        <w:ind w:left="709" w:hanging="283"/>
         <w:rPr/>
       </w:pPr>
       <w:r>
@@ -4633,10 +4567,10 @@
     </w:p>
     <w:p>
       <w:pPr>
-        <w:pStyle w:val="TextBody"/>
+        <w:pStyle w:val="Corpodotexto"/>
         <w:numPr>
           <w:ilvl w:val="0"/>
-          <w:numId w:val="1"/>
+          <w:numId w:val="2"/>
         </w:numPr>
         <w:tabs>
           <w:tab w:val="clear" w:pos="1134"/>
@@ -4644,7 +4578,7 @@
         </w:tabs>
         <w:bidi w:val="0"/>
         <w:spacing w:before="0" w:after="0"/>
-        <w:ind w:start="709" w:hanging="283"/>
+        <w:ind w:left="709" w:hanging="283"/>
         <w:rPr/>
       </w:pPr>
       <w:r>
@@ -4654,29 +4588,29 @@
     </w:p>
     <w:p>
       <w:pPr>
-        <w:pStyle w:val="TextBody"/>
+        <w:pStyle w:val="Corpodotexto"/>
         <w:numPr>
           <w:ilvl w:val="0"/>
-          <w:numId w:val="1"/>
+          <w:numId w:val="2"/>
         </w:numPr>
         <w:tabs>
           <w:tab w:val="clear" w:pos="1134"/>
           <w:tab w:val="left" w:pos="709" w:leader="none"/>
         </w:tabs>
         <w:bidi w:val="0"/>
-        <w:ind w:start="709" w:hanging="283"/>
-        <w:rPr/>
-      </w:pPr>
-      <w:r>
-        <w:rPr/>
-        <w:t xml:space="preserve">o banco SQLite é apropriado ao ambiente local, mas a escolha de produção deve observar concorrência, backup e disponibilidade. </w:t>
-      </w:r>
-    </w:p>
-    <w:p>
-      <w:pPr>
-        <w:pStyle w:val="Heading1chapter"/>
-        <w:bidi w:val="0"/>
-        <w:jc w:val="start"/>
+        <w:ind w:left="709" w:hanging="283"/>
+        <w:rPr/>
+      </w:pPr>
+      <w:r>
+        <w:rPr/>
+        <w:t xml:space="preserve">o PostgreSQL deve ser operado com bancos isolados por ambiente, backups, monitoramento e alta disponibilidade compatíveis com a produção. </w:t>
+      </w:r>
+    </w:p>
+    <w:p>
+      <w:pPr>
+        <w:pStyle w:val="Ttulo1chapter"/>
+        <w:bidi w:val="0"/>
+        <w:jc w:val="left"/>
         <w:rPr/>
       </w:pPr>
       <w:r>
@@ -4686,7 +4620,7 @@
     </w:p>
     <w:p>
       <w:pPr>
-        <w:pStyle w:val="TextBody"/>
+        <w:pStyle w:val="Corpodotexto"/>
         <w:bidi w:val="0"/>
         <w:spacing w:before="0" w:after="283"/>
         <w:rPr/>
@@ -4698,7 +4632,7 @@
     </w:p>
     <w:p>
       <w:pPr>
-        <w:pStyle w:val="TextBody"/>
+        <w:pStyle w:val="Corpodotexto"/>
         <w:bidi w:val="0"/>
         <w:spacing w:before="0" w:after="283"/>
         <w:rPr/>
@@ -4710,9 +4644,9 @@
     </w:p>
     <w:p>
       <w:pPr>
-        <w:pStyle w:val="Heading1newpage"/>
-        <w:bidi w:val="0"/>
-        <w:jc w:val="start"/>
+        <w:pStyle w:val="Ttulo1newpage"/>
+        <w:bidi w:val="0"/>
+        <w:jc w:val="left"/>
         <w:rPr/>
       </w:pPr>
       <w:r>
@@ -4722,7 +4656,7 @@
     </w:p>
     <w:p>
       <w:pPr>
-        <w:pStyle w:val="TextBody"/>
+        <w:pStyle w:val="Corpodotexto"/>
         <w:bidi w:val="0"/>
         <w:spacing w:before="0" w:after="283"/>
         <w:rPr/>
@@ -4733,7 +4667,7 @@
       </w:r>
       <w:r>
         <w:rPr>
-          <w:rStyle w:val="StrongEmphasis"/>
+          <w:rStyle w:val="Nfaseforte"/>
         </w:rPr>
         <w:t>ABNT NBR 14724: informação e documentação — trabalhos acadêmicos — apresentação</w:t>
       </w:r>
@@ -4744,7 +4678,7 @@
     </w:p>
     <w:p>
       <w:pPr>
-        <w:pStyle w:val="TextBody"/>
+        <w:pStyle w:val="Corpodotexto"/>
         <w:bidi w:val="0"/>
         <w:spacing w:before="0" w:after="283"/>
         <w:rPr/>
@@ -4755,7 +4689,7 @@
       </w:r>
       <w:r>
         <w:rPr>
-          <w:rStyle w:val="StrongEmphasis"/>
+          <w:rStyle w:val="Nfaseforte"/>
         </w:rPr>
         <w:t>ABNT NBR 6023: informação e documentação — referências — elaboração</w:t>
       </w:r>
@@ -4766,7 +4700,7 @@
     </w:p>
     <w:p>
       <w:pPr>
-        <w:pStyle w:val="TextBody"/>
+        <w:pStyle w:val="Corpodotexto"/>
         <w:bidi w:val="0"/>
         <w:spacing w:before="0" w:after="283"/>
         <w:rPr/>
@@ -4777,7 +4711,7 @@
       </w:r>
       <w:r>
         <w:rPr>
-          <w:rStyle w:val="StrongEmphasis"/>
+          <w:rStyle w:val="Nfaseforte"/>
         </w:rPr>
         <w:t>ABNT NBR 6024: informação e documentação — numeração progressiva das seções de um documento — apresentação</w:t>
       </w:r>
@@ -4788,7 +4722,7 @@
     </w:p>
     <w:p>
       <w:pPr>
-        <w:pStyle w:val="TextBody"/>
+        <w:pStyle w:val="Corpodotexto"/>
         <w:bidi w:val="0"/>
         <w:spacing w:before="0" w:after="283"/>
         <w:rPr/>
@@ -4799,7 +4733,7 @@
       </w:r>
       <w:r>
         <w:rPr>
-          <w:rStyle w:val="StrongEmphasis"/>
+          <w:rStyle w:val="Nfaseforte"/>
         </w:rPr>
         <w:t>ABNT NBR 6027: informação e documentação — sumário — apresentação</w:t>
       </w:r>
@@ -4810,7 +4744,7 @@
     </w:p>
     <w:p>
       <w:pPr>
-        <w:pStyle w:val="TextBody"/>
+        <w:pStyle w:val="Corpodotexto"/>
         <w:bidi w:val="0"/>
         <w:spacing w:before="0" w:after="283"/>
         <w:rPr/>
@@ -4821,7 +4755,7 @@
       </w:r>
       <w:r>
         <w:rPr>
-          <w:rStyle w:val="StrongEmphasis"/>
+          <w:rStyle w:val="Nfaseforte"/>
         </w:rPr>
         <w:t>ABNT NBR 6028: informação e documentação — resumo, resenha e recensão — apresentação</w:t>
       </w:r>
@@ -4832,7 +4766,7 @@
     </w:p>
     <w:p>
       <w:pPr>
-        <w:pStyle w:val="TextBody"/>
+        <w:pStyle w:val="Corpodotexto"/>
         <w:bidi w:val="0"/>
         <w:spacing w:before="0" w:after="283"/>
         <w:rPr/>
@@ -4843,7 +4777,7 @@
       </w:r>
       <w:r>
         <w:rPr>
-          <w:rStyle w:val="StrongEmphasis"/>
+          <w:rStyle w:val="Nfaseforte"/>
         </w:rPr>
         <w:t>ABNT NBR 10520: informação e documentação — citações em documentos — apresentação</w:t>
       </w:r>
@@ -4854,7 +4788,7 @@
     </w:p>
     <w:p>
       <w:pPr>
-        <w:pStyle w:val="TextBody"/>
+        <w:pStyle w:val="Corpodotexto"/>
         <w:bidi w:val="0"/>
         <w:spacing w:before="0" w:after="283"/>
         <w:rPr/>
@@ -4865,7 +4799,7 @@
       </w:r>
       <w:r>
         <w:rPr>
-          <w:rStyle w:val="StrongEmphasis"/>
+          <w:rStyle w:val="Nfaseforte"/>
         </w:rPr>
         <w:t>Laravel documentation</w:t>
       </w:r>
@@ -4876,7 +4810,7 @@
     </w:p>
     <w:p>
       <w:pPr>
-        <w:pStyle w:val="TextBody"/>
+        <w:pStyle w:val="Corpodotexto"/>
         <w:bidi w:val="0"/>
         <w:spacing w:before="0" w:after="283"/>
         <w:rPr/>
@@ -4887,7 +4821,7 @@
       </w:r>
       <w:r>
         <w:rPr>
-          <w:rStyle w:val="StrongEmphasis"/>
+          <w:rStyle w:val="Nfaseforte"/>
         </w:rPr>
         <w:t>React documentation</w:t>
       </w:r>
@@ -4898,7 +4832,7 @@
     </w:p>
     <w:p>
       <w:pPr>
-        <w:pStyle w:val="TextBody"/>
+        <w:pStyle w:val="Corpodotexto"/>
         <w:bidi w:val="0"/>
         <w:spacing w:before="0" w:after="283"/>
         <w:rPr/>
@@ -4909,7 +4843,7 @@
       </w:r>
       <w:r>
         <w:rPr>
-          <w:rStyle w:val="StrongEmphasis"/>
+          <w:rStyle w:val="Nfaseforte"/>
         </w:rPr>
         <w:t>Vite guide</w:t>
       </w:r>
@@ -4920,7 +4854,7 @@
     </w:p>
     <w:p>
       <w:pPr>
-        <w:pStyle w:val="TextBody"/>
+        <w:pStyle w:val="Corpodotexto"/>
         <w:bidi w:val="0"/>
         <w:spacing w:before="0" w:after="283"/>
         <w:rPr/>
@@ -4931,7 +4865,7 @@
       </w:r>
       <w:r>
         <w:rPr>
-          <w:rStyle w:val="StrongEmphasis"/>
+          <w:rStyle w:val="Nfaseforte"/>
         </w:rPr>
         <w:t>Pandas documentation</w:t>
       </w:r>
@@ -4942,7 +4876,7 @@
     </w:p>
     <w:p>
       <w:pPr>
-        <w:pStyle w:val="TextBody"/>
+        <w:pStyle w:val="Corpodotexto"/>
         <w:bidi w:val="0"/>
         <w:spacing w:before="0" w:after="283"/>
         <w:rPr/>
@@ -4953,7 +4887,7 @@
       </w:r>
       <w:r>
         <w:rPr>
-          <w:rStyle w:val="StrongEmphasis"/>
+          <w:rStyle w:val="Nfaseforte"/>
         </w:rPr>
         <w:t>Repositório local do sistema Spot</w:t>
       </w:r>
@@ -4964,9 +4898,9 @@
     </w:p>
     <w:p>
       <w:pPr>
-        <w:pStyle w:val="Heading1newpage"/>
-        <w:bidi w:val="0"/>
-        <w:jc w:val="start"/>
+        <w:pStyle w:val="Ttulo1newpage"/>
+        <w:bidi w:val="0"/>
+        <w:jc w:val="left"/>
         <w:rPr/>
       </w:pPr>
       <w:r>
@@ -4976,7 +4910,7 @@
     </w:p>
     <w:p>
       <w:pPr>
-        <w:pStyle w:val="TextBody"/>
+        <w:pStyle w:val="Corpodotexto"/>
         <w:bidi w:val="0"/>
         <w:spacing w:before="0" w:after="0"/>
         <w:jc w:val="center"/>
@@ -4990,14 +4924,14 @@
     <w:tbl>
       <w:tblPr>
         <w:tblW w:w="9405" w:type="dxa"/>
-        <w:jc w:val="start"/>
+        <w:jc w:val="left"/>
         <w:tblInd w:w="0" w:type="dxa"/>
         <w:tblLayout w:type="fixed"/>
         <w:tblCellMar>
           <w:top w:w="28" w:type="dxa"/>
-          <w:start w:w="28" w:type="dxa"/>
+          <w:left w:w="28" w:type="dxa"/>
           <w:bottom w:w="28" w:type="dxa"/>
-          <w:end w:w="28" w:type="dxa"/>
+          <w:right w:w="28" w:type="dxa"/>
         </w:tblCellMar>
       </w:tblPr>
       <w:tblGrid>
@@ -5016,7 +4950,7 @@
           </w:tcPr>
           <w:p>
             <w:pPr>
-              <w:pStyle w:val="TableHeading"/>
+              <w:pStyle w:val="Ttulodetabela"/>
               <w:suppressLineNumbers/>
               <w:bidi w:val="0"/>
               <w:spacing w:before="0" w:after="283"/>
@@ -5037,7 +4971,7 @@
           </w:tcPr>
           <w:p>
             <w:pPr>
-              <w:pStyle w:val="TableHeading"/>
+              <w:pStyle w:val="Ttulodetabela"/>
               <w:suppressLineNumbers/>
               <w:bidi w:val="0"/>
               <w:spacing w:before="0" w:after="283"/>
@@ -5061,7 +4995,7 @@
           </w:tcPr>
           <w:p>
             <w:pPr>
-              <w:pStyle w:val="TableContents"/>
+              <w:pStyle w:val="Contedodatabela"/>
               <w:bidi w:val="0"/>
               <w:spacing w:before="0" w:after="283"/>
               <w:rPr/>
@@ -5080,14 +5014,14 @@
           </w:tcPr>
           <w:p>
             <w:pPr>
-              <w:pStyle w:val="TableContents"/>
+              <w:pStyle w:val="Contedodatabela"/>
               <w:bidi w:val="0"/>
               <w:spacing w:before="0" w:after="283"/>
               <w:rPr/>
             </w:pPr>
             <w:r>
               <w:rPr>
-                <w:rStyle w:val="SourceText"/>
+                <w:rStyle w:val="Cdigofonte"/>
               </w:rPr>
               <w:t>POST /api/v1/auth/login</w:t>
             </w:r>
@@ -5097,7 +5031,7 @@
             </w:r>
             <w:r>
               <w:rPr>
-                <w:rStyle w:val="SourceText"/>
+                <w:rStyle w:val="Cdigofonte"/>
               </w:rPr>
               <w:t>POST /api/v1/auth/logout</w:t>
             </w:r>
@@ -5107,7 +5041,7 @@
             </w:r>
             <w:r>
               <w:rPr>
-                <w:rStyle w:val="SourceText"/>
+                <w:rStyle w:val="Cdigofonte"/>
               </w:rPr>
               <w:t>GET /api/v1/auth/me</w:t>
             </w:r>
@@ -5128,7 +5062,7 @@
           </w:tcPr>
           <w:p>
             <w:pPr>
-              <w:pStyle w:val="TableContents"/>
+              <w:pStyle w:val="Contedodatabela"/>
               <w:bidi w:val="0"/>
               <w:spacing w:before="0" w:after="283"/>
               <w:rPr/>
@@ -5147,7 +5081,7 @@
           </w:tcPr>
           <w:p>
             <w:pPr>
-              <w:pStyle w:val="TableContents"/>
+              <w:pStyle w:val="Contedodatabela"/>
               <w:bidi w:val="0"/>
               <w:spacing w:before="0" w:after="283"/>
               <w:rPr/>
@@ -5169,7 +5103,7 @@
           </w:tcPr>
           <w:p>
             <w:pPr>
-              <w:pStyle w:val="TableContents"/>
+              <w:pStyle w:val="Contedodatabela"/>
               <w:bidi w:val="0"/>
               <w:spacing w:before="0" w:after="283"/>
               <w:rPr/>
@@ -5188,7 +5122,7 @@
           </w:tcPr>
           <w:p>
             <w:pPr>
-              <w:pStyle w:val="TableContents"/>
+              <w:pStyle w:val="Contedodatabela"/>
               <w:bidi w:val="0"/>
               <w:spacing w:before="0" w:after="283"/>
               <w:rPr/>
@@ -5210,7 +5144,7 @@
           </w:tcPr>
           <w:p>
             <w:pPr>
-              <w:pStyle w:val="TableContents"/>
+              <w:pStyle w:val="Contedodatabela"/>
               <w:bidi w:val="0"/>
               <w:spacing w:before="0" w:after="283"/>
               <w:rPr/>
@@ -5229,7 +5163,7 @@
           </w:tcPr>
           <w:p>
             <w:pPr>
-              <w:pStyle w:val="TableContents"/>
+              <w:pStyle w:val="Contedodatabela"/>
               <w:bidi w:val="0"/>
               <w:spacing w:before="0" w:after="283"/>
               <w:rPr/>
@@ -5251,7 +5185,7 @@
           </w:tcPr>
           <w:p>
             <w:pPr>
-              <w:pStyle w:val="TableContents"/>
+              <w:pStyle w:val="Contedodatabela"/>
               <w:bidi w:val="0"/>
               <w:spacing w:before="0" w:after="283"/>
               <w:rPr/>
@@ -5270,14 +5204,14 @@
           </w:tcPr>
           <w:p>
             <w:pPr>
-              <w:pStyle w:val="TableContents"/>
+              <w:pStyle w:val="Contedodatabela"/>
               <w:bidi w:val="0"/>
               <w:spacing w:before="0" w:after="283"/>
               <w:rPr/>
             </w:pPr>
             <w:r>
               <w:rPr>
-                <w:rStyle w:val="SourceText"/>
+                <w:rStyle w:val="Cdigofonte"/>
               </w:rPr>
               <w:t>GET /api/v1/reports/portfolio</w:t>
             </w:r>
@@ -5287,7 +5221,7 @@
             </w:r>
             <w:r>
               <w:rPr>
-                <w:rStyle w:val="SourceText"/>
+                <w:rStyle w:val="Cdigofonte"/>
               </w:rPr>
               <w:t>GET /api/v1/reports/project-analytics</w:t>
             </w:r>
@@ -5308,7 +5242,7 @@
           </w:tcPr>
           <w:p>
             <w:pPr>
-              <w:pStyle w:val="TableContents"/>
+              <w:pStyle w:val="Contedodatabela"/>
               <w:bidi w:val="0"/>
               <w:spacing w:before="0" w:after="283"/>
               <w:rPr/>
@@ -5327,7 +5261,7 @@
           </w:tcPr>
           <w:p>
             <w:pPr>
-              <w:pStyle w:val="TableContents"/>
+              <w:pStyle w:val="Contedodatabela"/>
               <w:bidi w:val="0"/>
               <w:spacing w:before="0" w:after="283"/>
               <w:rPr/>
@@ -5349,7 +5283,7 @@
           </w:tcPr>
           <w:p>
             <w:pPr>
-              <w:pStyle w:val="TableContents"/>
+              <w:pStyle w:val="Contedodatabela"/>
               <w:bidi w:val="0"/>
               <w:spacing w:before="0" w:after="283"/>
               <w:rPr/>
@@ -5368,7 +5302,7 @@
           </w:tcPr>
           <w:p>
             <w:pPr>
-              <w:pStyle w:val="TableContents"/>
+              <w:pStyle w:val="Contedodatabela"/>
               <w:bidi w:val="0"/>
               <w:spacing w:before="0" w:after="283"/>
               <w:rPr/>
@@ -5390,7 +5324,7 @@
           </w:tcPr>
           <w:p>
             <w:pPr>
-              <w:pStyle w:val="TableContents"/>
+              <w:pStyle w:val="Contedodatabela"/>
               <w:bidi w:val="0"/>
               <w:spacing w:before="0" w:after="283"/>
               <w:rPr/>
@@ -5409,7 +5343,7 @@
           </w:tcPr>
           <w:p>
             <w:pPr>
-              <w:pStyle w:val="TableContents"/>
+              <w:pStyle w:val="Contedodatabela"/>
               <w:bidi w:val="0"/>
               <w:spacing w:before="0" w:after="283"/>
               <w:rPr/>
@@ -5431,7 +5365,7 @@
           </w:tcPr>
           <w:p>
             <w:pPr>
-              <w:pStyle w:val="TableContents"/>
+              <w:pStyle w:val="Contedodatabela"/>
               <w:bidi w:val="0"/>
               <w:spacing w:before="0" w:after="283"/>
               <w:rPr/>
@@ -5450,7 +5384,7 @@
           </w:tcPr>
           <w:p>
             <w:pPr>
-              <w:pStyle w:val="TableContents"/>
+              <w:pStyle w:val="Contedodatabela"/>
               <w:bidi w:val="0"/>
               <w:spacing w:before="0" w:after="283"/>
               <w:rPr/>
@@ -5461,7 +5395,7 @@
             </w:r>
             <w:r>
               <w:rPr>
-                <w:rStyle w:val="SourceText"/>
+                <w:rStyle w:val="Cdigofonte"/>
               </w:rPr>
               <w:t>/api/v1</w:t>
             </w:r>
@@ -5475,7 +5409,7 @@
     </w:tbl>
     <w:p>
       <w:pPr>
-        <w:pStyle w:val="TextBodysource"/>
+        <w:pStyle w:val="Corpodotextosource"/>
         <w:bidi w:val="0"/>
         <w:rPr/>
       </w:pPr>
@@ -5485,7 +5419,7 @@
       </w:r>
       <w:r>
         <w:rPr>
-          <w:rStyle w:val="SourceText"/>
+          <w:rStyle w:val="Cdigofonte"/>
         </w:rPr>
         <w:t>routes/api.php</w:t>
       </w:r>
@@ -5496,9 +5430,9 @@
     </w:p>
     <w:p>
       <w:pPr>
-        <w:pStyle w:val="Heading1newpage"/>
-        <w:bidi w:val="0"/>
-        <w:jc w:val="start"/>
+        <w:pStyle w:val="Ttulo1newpage"/>
+        <w:bidi w:val="0"/>
+        <w:jc w:val="left"/>
         <w:rPr/>
       </w:pPr>
       <w:r>
@@ -5508,7 +5442,7 @@
     </w:p>
     <w:p>
       <w:pPr>
-        <w:pStyle w:val="TextBody"/>
+        <w:pStyle w:val="Corpodotexto"/>
         <w:bidi w:val="0"/>
         <w:spacing w:before="0" w:after="0"/>
         <w:jc w:val="center"/>
@@ -5522,14 +5456,14 @@
     <w:tbl>
       <w:tblPr>
         <w:tblW w:w="9405" w:type="dxa"/>
-        <w:jc w:val="start"/>
+        <w:jc w:val="left"/>
         <w:tblInd w:w="0" w:type="dxa"/>
         <w:tblLayout w:type="fixed"/>
         <w:tblCellMar>
           <w:top w:w="28" w:type="dxa"/>
-          <w:start w:w="28" w:type="dxa"/>
+          <w:left w:w="28" w:type="dxa"/>
           <w:bottom w:w="28" w:type="dxa"/>
-          <w:end w:w="28" w:type="dxa"/>
+          <w:right w:w="28" w:type="dxa"/>
         </w:tblCellMar>
       </w:tblPr>
       <w:tblGrid>
@@ -5548,7 +5482,7 @@
           </w:tcPr>
           <w:p>
             <w:pPr>
-              <w:pStyle w:val="TableHeading"/>
+              <w:pStyle w:val="Ttulodetabela"/>
               <w:suppressLineNumbers/>
               <w:bidi w:val="0"/>
               <w:spacing w:before="0" w:after="283"/>
@@ -5569,7 +5503,7 @@
           </w:tcPr>
           <w:p>
             <w:pPr>
-              <w:pStyle w:val="TableHeading"/>
+              <w:pStyle w:val="Ttulodetabela"/>
               <w:suppressLineNumbers/>
               <w:bidi w:val="0"/>
               <w:spacing w:before="0" w:after="283"/>
@@ -5593,7 +5527,7 @@
           </w:tcPr>
           <w:p>
             <w:pPr>
-              <w:pStyle w:val="TableContents"/>
+              <w:pStyle w:val="Contedodatabela"/>
               <w:bidi w:val="0"/>
               <w:spacing w:before="0" w:after="283"/>
               <w:rPr/>
@@ -5612,14 +5546,14 @@
           </w:tcPr>
           <w:p>
             <w:pPr>
-              <w:pStyle w:val="TableContents"/>
+              <w:pStyle w:val="Contedodatabela"/>
               <w:bidi w:val="0"/>
               <w:spacing w:before="0" w:after="283"/>
               <w:rPr/>
             </w:pPr>
             <w:r>
               <w:rPr>
-                <w:rStyle w:val="SourceText"/>
+                <w:rStyle w:val="Cdigofonte"/>
               </w:rPr>
               <w:t>app/Domain/</w:t>
             </w:r>
@@ -5636,7 +5570,7 @@
           </w:tcPr>
           <w:p>
             <w:pPr>
-              <w:pStyle w:val="TableContents"/>
+              <w:pStyle w:val="Contedodatabela"/>
               <w:bidi w:val="0"/>
               <w:spacing w:before="0" w:after="283"/>
               <w:rPr/>
@@ -5655,14 +5589,14 @@
           </w:tcPr>
           <w:p>
             <w:pPr>
-              <w:pStyle w:val="TableContents"/>
+              <w:pStyle w:val="Contedodatabela"/>
               <w:bidi w:val="0"/>
               <w:spacing w:before="0" w:after="283"/>
               <w:rPr/>
             </w:pPr>
             <w:r>
               <w:rPr>
-                <w:rStyle w:val="SourceText"/>
+                <w:rStyle w:val="Cdigofonte"/>
               </w:rPr>
               <w:t>app/Http/Controllers/</w:t>
             </w:r>
@@ -5679,7 +5613,7 @@
           </w:tcPr>
           <w:p>
             <w:pPr>
-              <w:pStyle w:val="TableContents"/>
+              <w:pStyle w:val="Contedodatabela"/>
               <w:bidi w:val="0"/>
               <w:spacing w:before="0" w:after="283"/>
               <w:rPr/>
@@ -5698,14 +5632,14 @@
           </w:tcPr>
           <w:p>
             <w:pPr>
-              <w:pStyle w:val="TableContents"/>
+              <w:pStyle w:val="Contedodatabela"/>
               <w:bidi w:val="0"/>
               <w:spacing w:before="0" w:after="283"/>
               <w:rPr/>
             </w:pPr>
             <w:r>
               <w:rPr>
-                <w:rStyle w:val="SourceText"/>
+                <w:rStyle w:val="Cdigofonte"/>
               </w:rPr>
               <w:t>app/Http/Requests/</w:t>
             </w:r>
@@ -5722,7 +5656,7 @@
           </w:tcPr>
           <w:p>
             <w:pPr>
-              <w:pStyle w:val="TableContents"/>
+              <w:pStyle w:val="Contedodatabela"/>
               <w:bidi w:val="0"/>
               <w:spacing w:before="0" w:after="283"/>
               <w:rPr/>
@@ -5741,14 +5675,14 @@
           </w:tcPr>
           <w:p>
             <w:pPr>
-              <w:pStyle w:val="TableContents"/>
+              <w:pStyle w:val="Contedodatabela"/>
               <w:bidi w:val="0"/>
               <w:spacing w:before="0" w:after="283"/>
               <w:rPr/>
             </w:pPr>
             <w:r>
               <w:rPr>
-                <w:rStyle w:val="SourceText"/>
+                <w:rStyle w:val="Cdigofonte"/>
               </w:rPr>
               <w:t>app/Models/</w:t>
             </w:r>
@@ -5765,7 +5699,7 @@
           </w:tcPr>
           <w:p>
             <w:pPr>
-              <w:pStyle w:val="TableContents"/>
+              <w:pStyle w:val="Contedodatabela"/>
               <w:bidi w:val="0"/>
               <w:spacing w:before="0" w:after="283"/>
               <w:rPr/>
@@ -5784,14 +5718,14 @@
           </w:tcPr>
           <w:p>
             <w:pPr>
-              <w:pStyle w:val="TableContents"/>
+              <w:pStyle w:val="Contedodatabela"/>
               <w:bidi w:val="0"/>
               <w:spacing w:before="0" w:after="283"/>
               <w:rPr/>
             </w:pPr>
             <w:r>
               <w:rPr>
-                <w:rStyle w:val="SourceText"/>
+                <w:rStyle w:val="Cdigofonte"/>
               </w:rPr>
               <w:t>database/migrations/</w:t>
             </w:r>
@@ -5808,7 +5742,7 @@
           </w:tcPr>
           <w:p>
             <w:pPr>
-              <w:pStyle w:val="TableContents"/>
+              <w:pStyle w:val="Contedodatabela"/>
               <w:bidi w:val="0"/>
               <w:spacing w:before="0" w:after="283"/>
               <w:rPr/>
@@ -5827,14 +5761,14 @@
           </w:tcPr>
           <w:p>
             <w:pPr>
-              <w:pStyle w:val="TableContents"/>
+              <w:pStyle w:val="Contedodatabela"/>
               <w:bidi w:val="0"/>
               <w:spacing w:before="0" w:after="283"/>
               <w:rPr/>
             </w:pPr>
             <w:r>
               <w:rPr>
-                <w:rStyle w:val="SourceText"/>
+                <w:rStyle w:val="Cdigofonte"/>
               </w:rPr>
               <w:t>database/seeders/</w:t>
             </w:r>
@@ -5851,7 +5785,7 @@
           </w:tcPr>
           <w:p>
             <w:pPr>
-              <w:pStyle w:val="TableContents"/>
+              <w:pStyle w:val="Contedodatabela"/>
               <w:bidi w:val="0"/>
               <w:spacing w:before="0" w:after="283"/>
               <w:rPr/>
@@ -5870,14 +5804,14 @@
           </w:tcPr>
           <w:p>
             <w:pPr>
-              <w:pStyle w:val="TableContents"/>
+              <w:pStyle w:val="Contedodatabela"/>
               <w:bidi w:val="0"/>
               <w:spacing w:before="0" w:after="283"/>
               <w:rPr/>
             </w:pPr>
             <w:r>
               <w:rPr>
-                <w:rStyle w:val="SourceText"/>
+                <w:rStyle w:val="Cdigofonte"/>
               </w:rPr>
               <w:t>routes/api.php</w:t>
             </w:r>
@@ -5887,7 +5821,7 @@
             </w:r>
             <w:r>
               <w:rPr>
-                <w:rStyle w:val="SourceText"/>
+                <w:rStyle w:val="Cdigofonte"/>
               </w:rPr>
               <w:t>routes/web.php</w:t>
             </w:r>
@@ -5904,7 +5838,7 @@
           </w:tcPr>
           <w:p>
             <w:pPr>
-              <w:pStyle w:val="TableContents"/>
+              <w:pStyle w:val="Contedodatabela"/>
               <w:bidi w:val="0"/>
               <w:spacing w:before="0" w:after="283"/>
               <w:rPr/>
@@ -5923,14 +5857,14 @@
           </w:tcPr>
           <w:p>
             <w:pPr>
-              <w:pStyle w:val="TableContents"/>
+              <w:pStyle w:val="Contedodatabela"/>
               <w:bidi w:val="0"/>
               <w:spacing w:before="0" w:after="283"/>
               <w:rPr/>
             </w:pPr>
             <w:r>
               <w:rPr>
-                <w:rStyle w:val="SourceText"/>
+                <w:rStyle w:val="Cdigofonte"/>
               </w:rPr>
               <w:t>resources/js/App.jsx</w:t>
             </w:r>
@@ -5947,7 +5881,7 @@
           </w:tcPr>
           <w:p>
             <w:pPr>
-              <w:pStyle w:val="TableContents"/>
+              <w:pStyle w:val="Contedodatabela"/>
               <w:bidi w:val="0"/>
               <w:spacing w:before="0" w:after="283"/>
               <w:rPr/>
@@ -5966,14 +5900,14 @@
           </w:tcPr>
           <w:p>
             <w:pPr>
-              <w:pStyle w:val="TableContents"/>
+              <w:pStyle w:val="Contedodatabela"/>
               <w:bidi w:val="0"/>
               <w:spacing w:before="0" w:after="283"/>
               <w:rPr/>
             </w:pPr>
             <w:r>
               <w:rPr>
-                <w:rStyle w:val="SourceText"/>
+                <w:rStyle w:val="Cdigofonte"/>
               </w:rPr>
               <w:t>resources/css/app.css</w:t>
             </w:r>
@@ -5990,7 +5924,7 @@
           </w:tcPr>
           <w:p>
             <w:pPr>
-              <w:pStyle w:val="TableContents"/>
+              <w:pStyle w:val="Contedodatabela"/>
               <w:bidi w:val="0"/>
               <w:spacing w:before="0" w:after="283"/>
               <w:rPr/>
@@ -6009,14 +5943,14 @@
           </w:tcPr>
           <w:p>
             <w:pPr>
-              <w:pStyle w:val="TableContents"/>
+              <w:pStyle w:val="Contedodatabela"/>
               <w:bidi w:val="0"/>
               <w:spacing w:before="0" w:after="283"/>
               <w:rPr/>
             </w:pPr>
             <w:r>
               <w:rPr>
-                <w:rStyle w:val="SourceText"/>
+                <w:rStyle w:val="Cdigofonte"/>
               </w:rPr>
               <w:t>resources/views/app.blade.php</w:t>
             </w:r>
@@ -6033,7 +5967,7 @@
           </w:tcPr>
           <w:p>
             <w:pPr>
-              <w:pStyle w:val="TableContents"/>
+              <w:pStyle w:val="Contedodatabela"/>
               <w:bidi w:val="0"/>
               <w:spacing w:before="0" w:after="283"/>
               <w:rPr/>
@@ -6052,14 +5986,14 @@
           </w:tcPr>
           <w:p>
             <w:pPr>
-              <w:pStyle w:val="TableContents"/>
+              <w:pStyle w:val="Contedodatabela"/>
               <w:bidi w:val="0"/>
               <w:spacing w:before="0" w:after="283"/>
               <w:rPr/>
             </w:pPr>
             <w:r>
               <w:rPr>
-                <w:rStyle w:val="SourceText"/>
+                <w:rStyle w:val="Cdigofonte"/>
               </w:rPr>
               <w:t>app/Http/Controllers/Api/ProjectAnalyticsController.php</w:t>
             </w:r>
@@ -6069,7 +6003,7 @@
             </w:r>
             <w:r>
               <w:rPr>
-                <w:rStyle w:val="SourceText"/>
+                <w:rStyle w:val="Cdigofonte"/>
               </w:rPr>
               <w:t>scripts/project_analytics.py</w:t>
             </w:r>
@@ -6086,7 +6020,7 @@
           </w:tcPr>
           <w:p>
             <w:pPr>
-              <w:pStyle w:val="TableContents"/>
+              <w:pStyle w:val="Contedodatabela"/>
               <w:bidi w:val="0"/>
               <w:spacing w:before="0" w:after="283"/>
               <w:rPr/>
@@ -6105,14 +6039,14 @@
           </w:tcPr>
           <w:p>
             <w:pPr>
-              <w:pStyle w:val="TableContents"/>
+              <w:pStyle w:val="Contedodatabela"/>
               <w:bidi w:val="0"/>
               <w:spacing w:before="0" w:after="283"/>
               <w:rPr/>
             </w:pPr>
             <w:r>
               <w:rPr>
-                <w:rStyle w:val="SourceText"/>
+                <w:rStyle w:val="Cdigofonte"/>
               </w:rPr>
               <w:t>tests/Feature/</w:t>
             </w:r>
@@ -6122,7 +6056,7 @@
             </w:r>
             <w:r>
               <w:rPr>
-                <w:rStyle w:val="SourceText"/>
+                <w:rStyle w:val="Cdigofonte"/>
               </w:rPr>
               <w:t>tests/Unit/</w:t>
             </w:r>
@@ -6139,7 +6073,7 @@
           </w:tcPr>
           <w:p>
             <w:pPr>
-              <w:pStyle w:val="TableContents"/>
+              <w:pStyle w:val="Contedodatabela"/>
               <w:bidi w:val="0"/>
               <w:spacing w:before="0" w:after="283"/>
               <w:rPr/>
@@ -6158,14 +6092,14 @@
           </w:tcPr>
           <w:p>
             <w:pPr>
-              <w:pStyle w:val="TableContents"/>
+              <w:pStyle w:val="Contedodatabela"/>
               <w:bidi w:val="0"/>
               <w:spacing w:before="0" w:after="283"/>
               <w:rPr/>
             </w:pPr>
             <w:r>
               <w:rPr>
-                <w:rStyle w:val="SourceText"/>
+                <w:rStyle w:val="Cdigofonte"/>
               </w:rPr>
               <w:t>README.md</w:t>
             </w:r>
@@ -6175,7 +6109,7 @@
             </w:r>
             <w:r>
               <w:rPr>
-                <w:rStyle w:val="SourceText"/>
+                <w:rStyle w:val="Cdigofonte"/>
               </w:rPr>
               <w:t>iniciar.sh</w:t>
             </w:r>
@@ -6185,7 +6119,7 @@
             </w:r>
             <w:r>
               <w:rPr>
-                <w:rStyle w:val="SourceText"/>
+                <w:rStyle w:val="Cdigofonte"/>
               </w:rPr>
               <w:t>composer.json</w:t>
             </w:r>
@@ -6195,7 +6129,7 @@
             </w:r>
             <w:r>
               <w:rPr>
-                <w:rStyle w:val="SourceText"/>
+                <w:rStyle w:val="Cdigofonte"/>
               </w:rPr>
               <w:t>package.json</w:t>
             </w:r>
@@ -6205,7 +6139,7 @@
             </w:r>
             <w:r>
               <w:rPr>
-                <w:rStyle w:val="SourceText"/>
+                <w:rStyle w:val="Cdigofonte"/>
               </w:rPr>
               <w:t>requirements.txt</w:t>
             </w:r>
@@ -6215,7 +6149,7 @@
     </w:tbl>
     <w:p>
       <w:pPr>
-        <w:pStyle w:val="TextBodysource"/>
+        <w:pStyle w:val="Corpodotextosource"/>
         <w:bidi w:val="0"/>
         <w:spacing w:before="0" w:after="283"/>
         <w:rPr/>
@@ -6227,7 +6161,7 @@
     </w:p>
     <w:sectPr>
       <w:type w:val="nextPage"/>
-      <w:pgSz w:w="11906" w:h="16838"/>
+      <w:pgSz w:w="12240" w:h="15840"/>
       <w:pgMar w:left="1701" w:right="1134" w:gutter="0" w:header="0" w:top="1701" w:footer="0" w:bottom="1134"/>
       <w:pgNumType w:fmt="decimal"/>
       <w:formProt w:val="false"/>
@@ -6243,14 +6177,133 @@
   <w:abstractNum w:abstractNumId="1">
     <w:lvl w:ilvl="0">
       <w:start w:val="1"/>
+      <w:numFmt w:val="none"/>
+      <w:suff w:val="nothing"/>
+      <w:lvlText w:val="%1"/>
+      <w:lvlJc w:val="left"/>
+      <w:pPr>
+        <w:tabs>
+          <w:tab w:val="num" w:pos="0"/>
+        </w:tabs>
+        <w:ind w:left="0" w:hanging="0"/>
+      </w:pPr>
+    </w:lvl>
+    <w:lvl w:ilvl="1">
+      <w:start w:val="1"/>
+      <w:numFmt w:val="none"/>
+      <w:suff w:val="nothing"/>
+      <w:lvlText w:val="%2"/>
+      <w:lvlJc w:val="left"/>
+      <w:pPr>
+        <w:tabs>
+          <w:tab w:val="num" w:pos="0"/>
+        </w:tabs>
+        <w:ind w:left="0" w:hanging="0"/>
+      </w:pPr>
+    </w:lvl>
+    <w:lvl w:ilvl="2">
+      <w:start w:val="1"/>
+      <w:numFmt w:val="none"/>
+      <w:suff w:val="nothing"/>
+      <w:lvlText w:val="%3"/>
+      <w:lvlJc w:val="left"/>
+      <w:pPr>
+        <w:tabs>
+          <w:tab w:val="num" w:pos="0"/>
+        </w:tabs>
+        <w:ind w:left="0" w:hanging="0"/>
+      </w:pPr>
+    </w:lvl>
+    <w:lvl w:ilvl="3">
+      <w:start w:val="1"/>
+      <w:numFmt w:val="none"/>
+      <w:suff w:val="nothing"/>
+      <w:lvlText w:val="%4"/>
+      <w:lvlJc w:val="left"/>
+      <w:pPr>
+        <w:tabs>
+          <w:tab w:val="num" w:pos="0"/>
+        </w:tabs>
+        <w:ind w:left="0" w:hanging="0"/>
+      </w:pPr>
+    </w:lvl>
+    <w:lvl w:ilvl="4">
+      <w:start w:val="1"/>
+      <w:numFmt w:val="none"/>
+      <w:suff w:val="nothing"/>
+      <w:lvlText w:val="%5"/>
+      <w:lvlJc w:val="left"/>
+      <w:pPr>
+        <w:tabs>
+          <w:tab w:val="num" w:pos="0"/>
+        </w:tabs>
+        <w:ind w:left="0" w:hanging="0"/>
+      </w:pPr>
+    </w:lvl>
+    <w:lvl w:ilvl="5">
+      <w:start w:val="1"/>
+      <w:numFmt w:val="none"/>
+      <w:suff w:val="nothing"/>
+      <w:lvlText w:val="%6"/>
+      <w:lvlJc w:val="left"/>
+      <w:pPr>
+        <w:tabs>
+          <w:tab w:val="num" w:pos="0"/>
+        </w:tabs>
+        <w:ind w:left="0" w:hanging="0"/>
+      </w:pPr>
+    </w:lvl>
+    <w:lvl w:ilvl="6">
+      <w:start w:val="1"/>
+      <w:numFmt w:val="none"/>
+      <w:suff w:val="nothing"/>
+      <w:lvlText w:val="%7"/>
+      <w:lvlJc w:val="left"/>
+      <w:pPr>
+        <w:tabs>
+          <w:tab w:val="num" w:pos="0"/>
+        </w:tabs>
+        <w:ind w:left="0" w:hanging="0"/>
+      </w:pPr>
+    </w:lvl>
+    <w:lvl w:ilvl="7">
+      <w:start w:val="1"/>
+      <w:numFmt w:val="none"/>
+      <w:suff w:val="nothing"/>
+      <w:lvlText w:val="%8"/>
+      <w:lvlJc w:val="left"/>
+      <w:pPr>
+        <w:tabs>
+          <w:tab w:val="num" w:pos="0"/>
+        </w:tabs>
+        <w:ind w:left="0" w:hanging="0"/>
+      </w:pPr>
+    </w:lvl>
+    <w:lvl w:ilvl="8">
+      <w:start w:val="1"/>
+      <w:numFmt w:val="none"/>
+      <w:suff w:val="nothing"/>
+      <w:lvlText w:val="%9"/>
+      <w:lvlJc w:val="left"/>
+      <w:pPr>
+        <w:tabs>
+          <w:tab w:val="num" w:pos="0"/>
+        </w:tabs>
+        <w:ind w:left="0" w:hanging="0"/>
+      </w:pPr>
+    </w:lvl>
+  </w:abstractNum>
+  <w:abstractNum w:abstractNumId="2">
+    <w:lvl w:ilvl="0">
+      <w:start w:val="1"/>
       <w:numFmt w:val="bullet"/>
       <w:lvlText w:val=""/>
-      <w:lvlJc w:val="start"/>
+      <w:lvlJc w:val="left"/>
       <w:pPr>
         <w:tabs>
           <w:tab w:val="num" w:pos="709"/>
         </w:tabs>
-        <w:ind w:start="709" w:hanging="283"/>
+        <w:ind w:left="709" w:hanging="283"/>
       </w:pPr>
       <w:rPr>
         <w:rFonts w:ascii="Symbol" w:hAnsi="Symbol" w:cs="Symbol" w:hint="default"/>
@@ -6260,12 +6313,12 @@
       <w:start w:val="1"/>
       <w:numFmt w:val="bullet"/>
       <w:lvlText w:val=""/>
-      <w:lvlJc w:val="start"/>
+      <w:lvlJc w:val="left"/>
       <w:pPr>
         <w:tabs>
           <w:tab w:val="num" w:pos="1418"/>
         </w:tabs>
-        <w:ind w:start="1418" w:hanging="283"/>
+        <w:ind w:left="1418" w:hanging="283"/>
       </w:pPr>
       <w:rPr>
         <w:rFonts w:ascii="Symbol" w:hAnsi="Symbol" w:cs="Symbol" w:hint="default"/>
@@ -6275,12 +6328,12 @@
       <w:start w:val="1"/>
       <w:numFmt w:val="bullet"/>
       <w:lvlText w:val=""/>
-      <w:lvlJc w:val="start"/>
+      <w:lvlJc w:val="left"/>
       <w:pPr>
         <w:tabs>
           <w:tab w:val="num" w:pos="2127"/>
         </w:tabs>
-        <w:ind w:start="2127" w:hanging="283"/>
+        <w:ind w:left="2127" w:hanging="283"/>
       </w:pPr>
       <w:rPr>
         <w:rFonts w:ascii="Symbol" w:hAnsi="Symbol" w:cs="Symbol" w:hint="default"/>
@@ -6290,12 +6343,12 @@
       <w:start w:val="1"/>
       <w:numFmt w:val="bullet"/>
       <w:lvlText w:val=""/>
-      <w:lvlJc w:val="start"/>
+      <w:lvlJc w:val="left"/>
       <w:pPr>
         <w:tabs>
           <w:tab w:val="num" w:pos="2836"/>
         </w:tabs>
-        <w:ind w:start="2836" w:hanging="283"/>
+        <w:ind w:left="2836" w:hanging="283"/>
       </w:pPr>
       <w:rPr>
         <w:rFonts w:ascii="Symbol" w:hAnsi="Symbol" w:cs="Symbol" w:hint="default"/>
@@ -6305,12 +6358,12 @@
       <w:start w:val="1"/>
       <w:numFmt w:val="bullet"/>
       <w:lvlText w:val=""/>
-      <w:lvlJc w:val="start"/>
+      <w:lvlJc w:val="left"/>
       <w:pPr>
         <w:tabs>
           <w:tab w:val="num" w:pos="3545"/>
         </w:tabs>
-        <w:ind w:start="3545" w:hanging="283"/>
+        <w:ind w:left="3545" w:hanging="283"/>
       </w:pPr>
       <w:rPr>
         <w:rFonts w:ascii="Symbol" w:hAnsi="Symbol" w:cs="Symbol" w:hint="default"/>
@@ -6320,12 +6373,12 @@
       <w:start w:val="1"/>
       <w:numFmt w:val="bullet"/>
       <w:lvlText w:val=""/>
-      <w:lvlJc w:val="start"/>
+      <w:lvlJc w:val="left"/>
       <w:pPr>
         <w:tabs>
           <w:tab w:val="num" w:pos="4254"/>
         </w:tabs>
-        <w:ind w:start="4254" w:hanging="283"/>
+        <w:ind w:left="4254" w:hanging="283"/>
       </w:pPr>
       <w:rPr>
         <w:rFonts w:ascii="Symbol" w:hAnsi="Symbol" w:cs="Symbol" w:hint="default"/>
@@ -6335,12 +6388,12 @@
       <w:start w:val="1"/>
       <w:numFmt w:val="bullet"/>
       <w:lvlText w:val=""/>
-      <w:lvlJc w:val="start"/>
+      <w:lvlJc w:val="left"/>
       <w:pPr>
         <w:tabs>
           <w:tab w:val="num" w:pos="4963"/>
         </w:tabs>
-        <w:ind w:start="4963" w:hanging="283"/>
+        <w:ind w:left="4963" w:hanging="283"/>
       </w:pPr>
       <w:rPr>
         <w:rFonts w:ascii="Symbol" w:hAnsi="Symbol" w:cs="Symbol" w:hint="default"/>
@@ -6350,12 +6403,12 @@
       <w:start w:val="1"/>
       <w:numFmt w:val="bullet"/>
       <w:lvlText w:val=""/>
-      <w:lvlJc w:val="start"/>
+      <w:lvlJc w:val="left"/>
       <w:pPr>
         <w:tabs>
           <w:tab w:val="num" w:pos="5672"/>
         </w:tabs>
-        <w:ind w:start="5672" w:hanging="283"/>
+        <w:ind w:left="5672" w:hanging="283"/>
       </w:pPr>
       <w:rPr>
         <w:rFonts w:ascii="Symbol" w:hAnsi="Symbol" w:cs="Symbol" w:hint="default"/>
@@ -6365,135 +6418,16 @@
       <w:start w:val="1"/>
       <w:numFmt w:val="bullet"/>
       <w:lvlText w:val=""/>
-      <w:lvlJc w:val="start"/>
+      <w:lvlJc w:val="left"/>
       <w:pPr>
         <w:tabs>
           <w:tab w:val="num" w:pos="6381"/>
         </w:tabs>
-        <w:ind w:start="6381" w:hanging="283"/>
+        <w:ind w:left="6381" w:hanging="283"/>
       </w:pPr>
       <w:rPr>
         <w:rFonts w:ascii="Symbol" w:hAnsi="Symbol" w:cs="Symbol" w:hint="default"/>
       </w:rPr>
-    </w:lvl>
-  </w:abstractNum>
-  <w:abstractNum w:abstractNumId="2">
-    <w:lvl w:ilvl="0">
-      <w:start w:val="1"/>
-      <w:numFmt w:val="none"/>
-      <w:suff w:val="nothing"/>
-      <w:lvlText w:val="%1"/>
-      <w:lvlJc w:val="start"/>
-      <w:pPr>
-        <w:tabs>
-          <w:tab w:val="num" w:pos="0"/>
-        </w:tabs>
-        <w:ind w:start="0" w:hanging="0"/>
-      </w:pPr>
-    </w:lvl>
-    <w:lvl w:ilvl="1">
-      <w:start w:val="1"/>
-      <w:numFmt w:val="none"/>
-      <w:suff w:val="nothing"/>
-      <w:lvlText w:val="%2"/>
-      <w:lvlJc w:val="start"/>
-      <w:pPr>
-        <w:tabs>
-          <w:tab w:val="num" w:pos="0"/>
-        </w:tabs>
-        <w:ind w:start="0" w:hanging="0"/>
-      </w:pPr>
-    </w:lvl>
-    <w:lvl w:ilvl="2">
-      <w:start w:val="1"/>
-      <w:numFmt w:val="none"/>
-      <w:suff w:val="nothing"/>
-      <w:lvlText w:val="%3"/>
-      <w:lvlJc w:val="start"/>
-      <w:pPr>
-        <w:tabs>
-          <w:tab w:val="num" w:pos="0"/>
-        </w:tabs>
-        <w:ind w:start="0" w:hanging="0"/>
-      </w:pPr>
-    </w:lvl>
-    <w:lvl w:ilvl="3">
-      <w:start w:val="1"/>
-      <w:numFmt w:val="none"/>
-      <w:suff w:val="nothing"/>
-      <w:lvlText w:val="%4"/>
-      <w:lvlJc w:val="start"/>
-      <w:pPr>
-        <w:tabs>
-          <w:tab w:val="num" w:pos="0"/>
-        </w:tabs>
-        <w:ind w:start="0" w:hanging="0"/>
-      </w:pPr>
-    </w:lvl>
-    <w:lvl w:ilvl="4">
-      <w:start w:val="1"/>
-      <w:numFmt w:val="none"/>
-      <w:suff w:val="nothing"/>
-      <w:lvlText w:val="%5"/>
-      <w:lvlJc w:val="start"/>
-      <w:pPr>
-        <w:tabs>
-          <w:tab w:val="num" w:pos="0"/>
-        </w:tabs>
-        <w:ind w:start="0" w:hanging="0"/>
-      </w:pPr>
-    </w:lvl>
-    <w:lvl w:ilvl="5">
-      <w:start w:val="1"/>
-      <w:numFmt w:val="none"/>
-      <w:suff w:val="nothing"/>
-      <w:lvlText w:val="%6"/>
-      <w:lvlJc w:val="start"/>
-      <w:pPr>
-        <w:tabs>
-          <w:tab w:val="num" w:pos="0"/>
-        </w:tabs>
-        <w:ind w:start="0" w:hanging="0"/>
-      </w:pPr>
-    </w:lvl>
-    <w:lvl w:ilvl="6">
-      <w:start w:val="1"/>
-      <w:numFmt w:val="none"/>
-      <w:suff w:val="nothing"/>
-      <w:lvlText w:val="%7"/>
-      <w:lvlJc w:val="start"/>
-      <w:pPr>
-        <w:tabs>
-          <w:tab w:val="num" w:pos="0"/>
-        </w:tabs>
-        <w:ind w:start="0" w:hanging="0"/>
-      </w:pPr>
-    </w:lvl>
-    <w:lvl w:ilvl="7">
-      <w:start w:val="1"/>
-      <w:numFmt w:val="none"/>
-      <w:suff w:val="nothing"/>
-      <w:lvlText w:val="%8"/>
-      <w:lvlJc w:val="start"/>
-      <w:pPr>
-        <w:tabs>
-          <w:tab w:val="num" w:pos="0"/>
-        </w:tabs>
-        <w:ind w:start="0" w:hanging="0"/>
-      </w:pPr>
-    </w:lvl>
-    <w:lvl w:ilvl="8">
-      <w:start w:val="1"/>
-      <w:numFmt w:val="none"/>
-      <w:suff w:val="nothing"/>
-      <w:lvlText w:val="%9"/>
-      <w:lvlJc w:val="start"/>
-      <w:pPr>
-        <w:tabs>
-          <w:tab w:val="num" w:pos="0"/>
-        </w:tabs>
-        <w:ind w:start="0" w:hanging="0"/>
-      </w:pPr>
     </w:lvl>
   </w:abstractNum>
   <w:num w:numId="1">
@@ -6513,7 +6447,7 @@
         <w:rFonts w:ascii="Liberation Serif" w:hAnsi="Liberation Serif" w:eastAsia="Noto Serif CJK SC" w:cs="Lohit Devanagari"/>
         <w:sz w:val="24"/>
         <w:szCs w:val="24"/>
-        <w:lang w:val="en-US" w:eastAsia="zh-CN" w:bidi="hi-IN"/>
+        <w:lang w:val="pt-BR" w:eastAsia="zh-CN" w:bidi="hi-IN"/>
       </w:rPr>
     </w:rPrDefault>
     <w:pPrDefault>
@@ -6539,17 +6473,17 @@
       <w:color w:val="111111"/>
       <w:sz w:val="24"/>
       <w:szCs w:val="24"/>
-      <w:lang w:val="en-US" w:eastAsia="zh-CN" w:bidi="hi-IN"/>
+      <w:lang w:val="pt-BR" w:eastAsia="zh-CN" w:bidi="hi-IN"/>
     </w:rPr>
   </w:style>
-  <w:style w:type="paragraph" w:styleId="Heading1">
+  <w:style w:type="paragraph" w:styleId="Ttulo1">
     <w:name w:val="Heading 1"/>
-    <w:basedOn w:val="Heading"/>
-    <w:next w:val="TextBody"/>
+    <w:basedOn w:val="Ttulo"/>
+    <w:next w:val="Corpodotexto"/>
     <w:qFormat/>
     <w:pPr>
       <w:spacing w:lineRule="auto" w:line="360"/>
-      <w:jc w:val="start"/>
+      <w:jc w:val="left"/>
     </w:pPr>
     <w:rPr>
       <w:rFonts w:ascii="Liberation Sans Unicode MS" w:hAnsi="Liberation Sans Unicode MS"/>
@@ -6560,10 +6494,10 @@
       <w:szCs w:val="24"/>
     </w:rPr>
   </w:style>
-  <w:style w:type="paragraph" w:styleId="Heading2">
+  <w:style w:type="paragraph" w:styleId="Ttulo2">
     <w:name w:val="Heading 2"/>
-    <w:basedOn w:val="Heading"/>
-    <w:next w:val="TextBody"/>
+    <w:basedOn w:val="Ttulo"/>
+    <w:next w:val="Corpodotexto"/>
     <w:qFormat/>
     <w:pPr>
       <w:numPr>
@@ -6571,7 +6505,7 @@
         <w:numId w:val="0"/>
       </w:numPr>
       <w:spacing w:lineRule="auto" w:line="360" w:before="200" w:after="120"/>
-      <w:jc w:val="start"/>
+      <w:jc w:val="left"/>
       <w:outlineLvl w:val="1"/>
     </w:pPr>
     <w:rPr>
@@ -6582,10 +6516,10 @@
       <w:szCs w:val="24"/>
     </w:rPr>
   </w:style>
-  <w:style w:type="paragraph" w:styleId="Heading3">
+  <w:style w:type="paragraph" w:styleId="Ttulo3">
     <w:name w:val="Heading 3"/>
-    <w:basedOn w:val="Heading"/>
-    <w:next w:val="TextBody"/>
+    <w:basedOn w:val="Ttulo"/>
+    <w:next w:val="Corpodotexto"/>
     <w:qFormat/>
     <w:pPr>
       <w:numPr>
@@ -6593,7 +6527,7 @@
         <w:numId w:val="0"/>
       </w:numPr>
       <w:spacing w:lineRule="auto" w:line="360" w:before="140" w:after="120"/>
-      <w:jc w:val="start"/>
+      <w:jc w:val="left"/>
       <w:outlineLvl w:val="2"/>
     </w:pPr>
     <w:rPr>
@@ -6604,25 +6538,25 @@
       <w:szCs w:val="24"/>
     </w:rPr>
   </w:style>
-  <w:style w:type="character" w:styleId="EndnoteCharacters">
-    <w:name w:val="Endnote Characters"/>
+  <w:style w:type="character" w:styleId="Caracteresdenotadefim">
+    <w:name w:val="Caracteres de nota de fim"/>
     <w:qFormat/>
     <w:rPr/>
   </w:style>
-  <w:style w:type="character" w:styleId="FootnoteCharacters">
-    <w:name w:val="Footnote Characters"/>
+  <w:style w:type="character" w:styleId="Caracteresdenotaderodap">
+    <w:name w:val="Caracteres de nota de rodapé"/>
     <w:qFormat/>
     <w:rPr/>
   </w:style>
-  <w:style w:type="character" w:styleId="InternetLink">
-    <w:name w:val="Hyperlink"/>
+  <w:style w:type="character" w:styleId="LinkdaInternet">
+    <w:name w:val="Link da Internet"/>
     <w:rPr>
       <w:color w:val="000080"/>
       <w:u w:val="single"/>
     </w:rPr>
   </w:style>
-  <w:style w:type="character" w:styleId="SourceText">
-    <w:name w:val="Source Text"/>
+  <w:style w:type="character" w:styleId="Cdigofonte">
+    <w:name w:val="Código-fonte"/>
     <w:qFormat/>
     <w:rPr>
       <w:rFonts w:ascii="Liberation Mono;monospace" w:hAnsi="Liberation Mono;monospace" w:eastAsia="Liberation Mono;monospace" w:cs="Liberation Mono;monospace"/>
@@ -6630,23 +6564,25 @@
       <w:szCs w:val="20"/>
     </w:rPr>
   </w:style>
-  <w:style w:type="character" w:styleId="StrongEmphasis">
-    <w:name w:val="Strong Emphasis"/>
+  <w:style w:type="character" w:styleId="Nfaseforte">
+    <w:name w:val="Ênfase forte"/>
     <w:qFormat/>
     <w:rPr>
       <w:b/>
       <w:bCs/>
     </w:rPr>
   </w:style>
-  <w:style w:type="character" w:styleId="Bullet20Symbols">
-    <w:name w:val="Bullet_20_Symbols"/>
+  <w:style w:type="character" w:styleId="Marcadores">
+    <w:name w:val="Marcadores"/>
     <w:qFormat/>
-    <w:rPr/>
+    <w:rPr>
+      <w:rFonts w:ascii="OpenSymbol" w:hAnsi="OpenSymbol" w:eastAsia="OpenSymbol" w:cs="OpenSymbol"/>
+    </w:rPr>
   </w:style>
-  <w:style w:type="paragraph" w:styleId="HorizontalLine">
-    <w:name w:val="Horizontal Line"/>
+  <w:style w:type="paragraph" w:styleId="Linhahorizontal">
+    <w:name w:val="Linha horizontal"/>
     <w:basedOn w:val="Normal"/>
-    <w:next w:val="TextBody"/>
+    <w:next w:val="Corpodotexto"/>
     <w:qFormat/>
     <w:pPr>
       <w:pBdr>
@@ -6658,7 +6594,7 @@
       <w:sz w:val="12"/>
     </w:rPr>
   </w:style>
-  <w:style w:type="paragraph" w:styleId="TextBody">
+  <w:style w:type="paragraph" w:styleId="Corpodotexto">
     <w:name w:val="Body Text"/>
     <w:basedOn w:val="Normal"/>
     <w:pPr>
@@ -6666,7 +6602,7 @@
     </w:pPr>
     <w:rPr/>
   </w:style>
-  <w:style w:type="paragraph" w:styleId="Sender">
+  <w:style w:type="paragraph" w:styleId="Remetente">
     <w:name w:val="Envelope Return"/>
     <w:basedOn w:val="Normal"/>
     <w:pPr/>
@@ -6674,17 +6610,57 @@
       <w:i/>
     </w:rPr>
   </w:style>
-  <w:style w:type="paragraph" w:styleId="TableContents">
-    <w:name w:val="Table Contents"/>
-    <w:basedOn w:val="TextBody"/>
+  <w:style w:type="paragraph" w:styleId="Contedodatabela">
+    <w:name w:val="Conteúdo da tabela"/>
+    <w:basedOn w:val="Corpodotexto"/>
     <w:qFormat/>
     <w:pPr/>
     <w:rPr/>
   </w:style>
-  <w:style w:type="paragraph" w:styleId="Heading">
-    <w:name w:val="Heading"/>
+  <w:style w:type="paragraph" w:styleId="CabealhoeRodap">
+    <w:name w:val="Cabeçalho e Rodapé"/>
     <w:basedOn w:val="Normal"/>
-    <w:next w:val="TextBody"/>
+    <w:qFormat/>
+    <w:pPr>
+      <w:suppressLineNumbers/>
+      <w:tabs>
+        <w:tab w:val="clear" w:pos="1134"/>
+        <w:tab w:val="center" w:pos="4986" w:leader="none"/>
+        <w:tab w:val="right" w:pos="9972" w:leader="none"/>
+      </w:tabs>
+    </w:pPr>
+    <w:rPr/>
+  </w:style>
+  <w:style w:type="paragraph" w:styleId="Rodap">
+    <w:name w:val="Footer"/>
+    <w:basedOn w:val="Normal"/>
+    <w:pPr>
+      <w:suppressLineNumbers/>
+      <w:tabs>
+        <w:tab w:val="clear" w:pos="1134"/>
+        <w:tab w:val="center" w:pos="4818" w:leader="none"/>
+        <w:tab w:val="right" w:pos="9637" w:leader="none"/>
+      </w:tabs>
+    </w:pPr>
+    <w:rPr/>
+  </w:style>
+  <w:style w:type="paragraph" w:styleId="Cabealho">
+    <w:name w:val="Header"/>
+    <w:basedOn w:val="Normal"/>
+    <w:pPr>
+      <w:suppressLineNumbers/>
+      <w:tabs>
+        <w:tab w:val="clear" w:pos="1134"/>
+        <w:tab w:val="center" w:pos="4818" w:leader="none"/>
+        <w:tab w:val="right" w:pos="9637" w:leader="none"/>
+      </w:tabs>
+    </w:pPr>
+    <w:rPr/>
+  </w:style>
+  <w:style w:type="paragraph" w:styleId="Ttulo">
+    <w:name w:val="Título"/>
+    <w:basedOn w:val="Normal"/>
+    <w:next w:val="Corpodotexto"/>
     <w:qFormat/>
     <w:pPr>
       <w:keepNext w:val="true"/>
@@ -6696,18 +6672,53 @@
       <w:szCs w:val="28"/>
     </w:rPr>
   </w:style>
-  <w:style w:type="paragraph" w:styleId="Heading1chapter">
-    <w:name w:val="Heading 1.chapter"/>
-    <w:basedOn w:val="Heading1"/>
+  <w:style w:type="paragraph" w:styleId="Ndice">
+    <w:name w:val="Índice"/>
+    <w:basedOn w:val="Normal"/>
+    <w:qFormat/>
+    <w:pPr>
+      <w:suppressLineNumbers/>
+    </w:pPr>
+    <w:rPr>
+      <w:rFonts w:cs="Lohit Devanagari"/>
+    </w:rPr>
+  </w:style>
+  <w:style w:type="paragraph" w:styleId="Legenda">
+    <w:name w:val="Caption"/>
+    <w:basedOn w:val="Normal"/>
+    <w:qFormat/>
+    <w:pPr>
+      <w:suppressLineNumbers/>
+      <w:spacing w:before="120" w:after="120"/>
+    </w:pPr>
+    <w:rPr>
+      <w:rFonts w:cs="Lohit Devanagari"/>
+      <w:i/>
+      <w:iCs/>
+      <w:sz w:val="24"/>
+      <w:szCs w:val="24"/>
+    </w:rPr>
+  </w:style>
+  <w:style w:type="paragraph" w:styleId="Lista">
+    <w:name w:val="List"/>
+    <w:basedOn w:val="Corpodotexto"/>
+    <w:pPr/>
+    <w:rPr>
+      <w:rFonts w:cs="Lohit Devanagari"/>
+    </w:rPr>
+  </w:style>
+  <w:style w:type="paragraph" w:styleId="Ttulo1chapter">
+    <w:name w:val="Título 1.chapter"/>
+    <w:basedOn w:val="Ttulo1"/>
     <w:qFormat/>
     <w:pPr>
       <w:pageBreakBefore/>
     </w:pPr>
     <w:rPr/>
   </w:style>
-  <w:style w:type="paragraph" w:styleId="TextBodynature">
-    <w:name w:val="Text Body.nature"/>
-    <w:basedOn w:val="TextBody"/>
+  <w:style w:type="paragraph" w:styleId="Corpodotextonature">
+    <w:name w:val="Corpo do texto.nature"/>
+    <w:basedOn w:val="Corpodotexto"/>
     <w:qFormat/>
     <w:pPr>
       <w:spacing w:lineRule="auto" w:line="240"/>
@@ -6718,50 +6729,50 @@
       <w:szCs w:val="20"/>
     </w:rPr>
   </w:style>
-  <w:style w:type="paragraph" w:styleId="Heading1center">
-    <w:name w:val="Heading 1.center"/>
-    <w:basedOn w:val="Heading1"/>
+  <w:style w:type="paragraph" w:styleId="Ttulo1center">
+    <w:name w:val="Título 1.center"/>
+    <w:basedOn w:val="Ttulo1"/>
     <w:qFormat/>
     <w:pPr>
       <w:jc w:val="center"/>
     </w:pPr>
     <w:rPr/>
   </w:style>
-  <w:style w:type="paragraph" w:styleId="TextBodyabstract">
-    <w:name w:val="Text Body.abstract"/>
-    <w:basedOn w:val="TextBody"/>
+  <w:style w:type="paragraph" w:styleId="Corpodotextoabstract">
+    <w:name w:val="Corpo do texto.abstract"/>
+    <w:basedOn w:val="Corpodotexto"/>
     <w:qFormat/>
     <w:pPr>
       <w:spacing w:lineRule="auto" w:line="240"/>
     </w:pPr>
     <w:rPr/>
   </w:style>
-  <w:style w:type="paragraph" w:styleId="TextBodykeywords">
-    <w:name w:val="Text Body.keywords"/>
-    <w:basedOn w:val="TextBody"/>
+  <w:style w:type="paragraph" w:styleId="Corpodotextokeywords">
+    <w:name w:val="Corpo do texto.keywords"/>
+    <w:basedOn w:val="Corpodotexto"/>
     <w:qFormat/>
     <w:pPr/>
     <w:rPr/>
   </w:style>
-  <w:style w:type="paragraph" w:styleId="Heading1newpage">
-    <w:name w:val="Heading 1.new-page"/>
-    <w:basedOn w:val="Heading1"/>
+  <w:style w:type="paragraph" w:styleId="Ttulo1newpage">
+    <w:name w:val="Título 1.new-page"/>
+    <w:basedOn w:val="Ttulo1"/>
     <w:qFormat/>
     <w:pPr>
       <w:pageBreakBefore/>
     </w:pPr>
     <w:rPr/>
   </w:style>
-  <w:style w:type="paragraph" w:styleId="TextBodynote">
-    <w:name w:val="Text Body.note"/>
-    <w:basedOn w:val="TextBody"/>
+  <w:style w:type="paragraph" w:styleId="Corpodotextonote">
+    <w:name w:val="Corpo do texto.note"/>
+    <w:basedOn w:val="Corpodotexto"/>
     <w:qFormat/>
     <w:pPr/>
     <w:rPr/>
   </w:style>
-  <w:style w:type="paragraph" w:styleId="TableHeading">
-    <w:name w:val="Table Heading"/>
-    <w:basedOn w:val="TableContents"/>
+  <w:style w:type="paragraph" w:styleId="Ttulodetabela">
+    <w:name w:val="Título de tabela"/>
+    <w:basedOn w:val="Contedodatabela"/>
     <w:qFormat/>
     <w:pPr>
       <w:suppressLineNumbers/>
@@ -6772,20 +6783,20 @@
       <w:bCs/>
     </w:rPr>
   </w:style>
-  <w:style w:type="paragraph" w:styleId="TextBodysource">
-    <w:name w:val="Text Body.source"/>
-    <w:basedOn w:val="TextBody"/>
+  <w:style w:type="paragraph" w:styleId="Corpodotextosource">
+    <w:name w:val="Corpo do texto.source"/>
+    <w:basedOn w:val="Corpodotexto"/>
     <w:qFormat/>
     <w:pPr/>
     <w:rPr/>
   </w:style>
-  <w:style w:type="paragraph" w:styleId="TextBodymono">
-    <w:name w:val="Text Body.mono"/>
-    <w:basedOn w:val="TextBody"/>
+  <w:style w:type="paragraph" w:styleId="Corpodotextomono">
+    <w:name w:val="Corpo do texto.mono"/>
+    <w:basedOn w:val="Corpodotexto"/>
     <w:qFormat/>
     <w:pPr>
       <w:spacing w:lineRule="auto" w:line="288"/>
-      <w:jc w:val="start"/>
+      <w:jc w:val="left"/>
     </w:pPr>
     <w:rPr>
       <w:rFonts w:ascii="Liberation Mono;monospace" w:hAnsi="Liberation Mono;monospace" w:eastAsia="Liberation Mono;monospace" w:cs="Liberation Mono;monospace"/>
